--- a/Paper/Liver_Disease_Paper/Iteration_0/Tables/Supplementary Table 2.docx
+++ b/Paper/Liver_Disease_Paper/Iteration_0/Tables/Supplementary Table 2.docx
@@ -1,6 +1,6 @@
 
 <file path=word/document.xml><?xml version="1.0" encoding="utf-8"?>
-<w:document xmlns:wpc="http://schemas.microsoft.com/office/word/2010/wordprocessingCanvas" xmlns:cx="http://schemas.microsoft.com/office/drawing/2014/chartex" xmlns:cx1="http://schemas.microsoft.com/office/drawing/2015/9/8/chartex" xmlns:mc="http://schemas.openxmlformats.org/markup-compatibility/2006" xmlns:o="urn:schemas-microsoft-com:office:office" xmlns:r="http://schemas.openxmlformats.org/officeDocument/2006/relationships" xmlns:m="http://schemas.openxmlformats.org/officeDocument/2006/math" xmlns:v="urn:schemas-microsoft-com:vml" xmlns:wp14="http://schemas.microsoft.com/office/word/2010/wordprocessingDrawing" xmlns:wp="http://schemas.openxmlformats.org/drawingml/2006/wordprocessingDrawing" xmlns:w10="urn:schemas-microsoft-com:office:word" xmlns:w="http://schemas.openxmlformats.org/wordprocessingml/2006/main" xmlns:w14="http://schemas.microsoft.com/office/word/2010/wordml" xmlns:w15="http://schemas.microsoft.com/office/word/2012/wordml" xmlns:w16se="http://schemas.microsoft.com/office/word/2015/wordml/symex" xmlns:wpg="http://schemas.microsoft.com/office/word/2010/wordprocessingGroup" xmlns:wpi="http://schemas.microsoft.com/office/word/2010/wordprocessingInk" xmlns:wne="http://schemas.microsoft.com/office/word/2006/wordml" xmlns:wps="http://schemas.microsoft.com/office/word/2010/wordprocessingShape" mc:Ignorable="w14 w15 w16se wp14">
+<w:document xmlns:wpc="http://schemas.microsoft.com/office/word/2010/wordprocessingCanvas" xmlns:cx="http://schemas.microsoft.com/office/drawing/2014/chartex" xmlns:cx1="http://schemas.microsoft.com/office/drawing/2015/9/8/chartex" xmlns:cx2="http://schemas.microsoft.com/office/drawing/2015/10/21/chartex" xmlns:cx3="http://schemas.microsoft.com/office/drawing/2016/5/9/chartex" xmlns:cx4="http://schemas.microsoft.com/office/drawing/2016/5/10/chartex" xmlns:cx5="http://schemas.microsoft.com/office/drawing/2016/5/11/chartex" xmlns:cx6="http://schemas.microsoft.com/office/drawing/2016/5/12/chartex" xmlns:cx7="http://schemas.microsoft.com/office/drawing/2016/5/13/chartex" xmlns:cx8="http://schemas.microsoft.com/office/drawing/2016/5/14/chartex" xmlns:mc="http://schemas.openxmlformats.org/markup-compatibility/2006" xmlns:aink="http://schemas.microsoft.com/office/drawing/2016/ink" xmlns:am3d="http://schemas.microsoft.com/office/drawing/2017/model3d" xmlns:o="urn:schemas-microsoft-com:office:office" xmlns:oel="http://schemas.microsoft.com/office/2019/extlst" xmlns:r="http://schemas.openxmlformats.org/officeDocument/2006/relationships" xmlns:m="http://schemas.openxmlformats.org/officeDocument/2006/math" xmlns:v="urn:schemas-microsoft-com:vml" xmlns:wp14="http://schemas.microsoft.com/office/word/2010/wordprocessingDrawing" xmlns:wp="http://schemas.openxmlformats.org/drawingml/2006/wordprocessingDrawing" xmlns:w10="urn:schemas-microsoft-com:office:word" xmlns:w="http://schemas.openxmlformats.org/wordprocessingml/2006/main" xmlns:w14="http://schemas.microsoft.com/office/word/2010/wordml" xmlns:w15="http://schemas.microsoft.com/office/word/2012/wordml" xmlns:w16cex="http://schemas.microsoft.com/office/word/2018/wordml/cex" xmlns:w16cid="http://schemas.microsoft.com/office/word/2016/wordml/cid" xmlns:w16="http://schemas.microsoft.com/office/word/2018/wordml" xmlns:w16sdtdh="http://schemas.microsoft.com/office/word/2020/wordml/sdtdatahash" xmlns:w16se="http://schemas.microsoft.com/office/word/2015/wordml/symex" xmlns:wpg="http://schemas.microsoft.com/office/word/2010/wordprocessingGroup" xmlns:wpi="http://schemas.microsoft.com/office/word/2010/wordprocessingInk" xmlns:wne="http://schemas.microsoft.com/office/word/2006/wordml" xmlns:wps="http://schemas.microsoft.com/office/word/2010/wordprocessingShape" mc:Ignorable="w14 w15 w16se w16cid w16 w16cex w16sdtdh wp14">
   <w:body>
     <w:p>
       <w:pPr>
@@ -36,7 +36,7 @@
           <w:sz w:val="16"/>
           <w:szCs w:val="16"/>
         </w:rPr>
-        <w:t>Table</w:t>
+        <w:t xml:space="preserve">Table </w:t>
       </w:r>
       <w:r>
         <w:rPr>
@@ -47,10 +47,8 @@
           <w:sz w:val="16"/>
           <w:szCs w:val="16"/>
         </w:rPr>
-        <w:t xml:space="preserve"> 2</w:t>
+        <w:t>2</w:t>
       </w:r>
-      <w:bookmarkStart w:id="0" w:name="_GoBack"/>
-      <w:bookmarkEnd w:id="0"/>
       <w:r>
         <w:rPr>
           <w:rFonts w:ascii="Arial" w:hAnsi="Arial" w:cs="Arial"/>
@@ -60,615 +58,1917 @@
           <w:sz w:val="16"/>
           <w:szCs w:val="16"/>
         </w:rPr>
-        <w:t>: Likert Scoring for Assessment of Colorectal Liver Metastasis (CRLM) and Ablation Contours</w:t>
+        <w:t xml:space="preserve">: Breakdown of Likert </w:t>
+      </w:r>
+      <w:r>
+        <w:rPr>
+          <w:rFonts w:ascii="Arial" w:hAnsi="Arial" w:cs="Arial"/>
+          <w:b/>
+          <w:i w:val="0"/>
+          <w:color w:val="auto"/>
+          <w:sz w:val="16"/>
+          <w:szCs w:val="16"/>
+        </w:rPr>
+        <w:t>S</w:t>
+      </w:r>
+      <w:r>
+        <w:rPr>
+          <w:rFonts w:ascii="Arial" w:hAnsi="Arial" w:cs="Arial"/>
+          <w:b/>
+          <w:i w:val="0"/>
+          <w:color w:val="auto"/>
+          <w:sz w:val="16"/>
+          <w:szCs w:val="16"/>
+        </w:rPr>
+        <w:t xml:space="preserve">core (1-5) for </w:t>
+      </w:r>
+      <w:r>
+        <w:rPr>
+          <w:rFonts w:ascii="Arial" w:hAnsi="Arial" w:cs="Arial"/>
+          <w:b/>
+          <w:i w:val="0"/>
+          <w:color w:val="auto"/>
+          <w:sz w:val="16"/>
+          <w:szCs w:val="16"/>
+        </w:rPr>
+        <w:t>Predicted Contours</w:t>
+      </w:r>
+      <w:r>
+        <w:rPr>
+          <w:rFonts w:ascii="Arial" w:hAnsi="Arial" w:cs="Arial"/>
+          <w:b/>
+          <w:i w:val="0"/>
+          <w:color w:val="auto"/>
+          <w:sz w:val="16"/>
+          <w:szCs w:val="16"/>
+        </w:rPr>
+        <w:t xml:space="preserve"> of CLM and </w:t>
+      </w:r>
+      <w:r>
+        <w:rPr>
+          <w:rFonts w:ascii="Arial" w:hAnsi="Arial" w:cs="Arial"/>
+          <w:b/>
+          <w:i w:val="0"/>
+          <w:color w:val="auto"/>
+          <w:sz w:val="16"/>
+          <w:szCs w:val="16"/>
+        </w:rPr>
+        <w:t>Ablation Sites</w:t>
+      </w:r>
+      <w:r>
+        <w:rPr>
+          <w:rFonts w:ascii="Arial" w:hAnsi="Arial" w:cs="Arial"/>
+          <w:b/>
+          <w:i w:val="0"/>
+          <w:color w:val="auto"/>
+          <w:sz w:val="16"/>
+          <w:szCs w:val="16"/>
+        </w:rPr>
+        <w:t xml:space="preserve"> by </w:t>
+      </w:r>
+      <w:r>
+        <w:rPr>
+          <w:rFonts w:ascii="Arial" w:hAnsi="Arial" w:cs="Arial"/>
+          <w:b/>
+          <w:i w:val="0"/>
+          <w:color w:val="auto"/>
+          <w:sz w:val="16"/>
+          <w:szCs w:val="16"/>
+        </w:rPr>
+        <w:t>Each Reviewer</w:t>
       </w:r>
     </w:p>
     <w:tbl>
       <w:tblPr>
-        <w:tblW w:w="9223" w:type="dxa"/>
+        <w:tblStyle w:val="TableGrid"/>
+        <w:tblW w:w="5400" w:type="dxa"/>
+        <w:tblInd w:w="-90" w:type="dxa"/>
         <w:tblBorders>
-          <w:top w:val="single" w:sz="4" w:space="0" w:color="auto"/>
-          <w:left w:val="single" w:sz="4" w:space="0" w:color="auto"/>
-          <w:bottom w:val="single" w:sz="4" w:space="0" w:color="auto"/>
-          <w:right w:val="single" w:sz="4" w:space="0" w:color="auto"/>
-          <w:insideH w:val="single" w:sz="4" w:space="0" w:color="auto"/>
-          <w:insideV w:val="single" w:sz="4" w:space="0" w:color="auto"/>
+          <w:top w:val="none" w:sz="0" w:space="0" w:color="auto"/>
+          <w:left w:val="none" w:sz="0" w:space="0" w:color="auto"/>
+          <w:bottom w:val="none" w:sz="0" w:space="0" w:color="auto"/>
+          <w:right w:val="none" w:sz="0" w:space="0" w:color="auto"/>
+          <w:insideH w:val="none" w:sz="0" w:space="0" w:color="auto"/>
+          <w:insideV w:val="none" w:sz="0" w:space="0" w:color="auto"/>
         </w:tblBorders>
         <w:tblLook w:val="04A0" w:firstRow="1" w:lastRow="0" w:firstColumn="1" w:lastColumn="0" w:noHBand="0" w:noVBand="1"/>
       </w:tblPr>
       <w:tblGrid>
-        <w:gridCol w:w="445"/>
-        <w:gridCol w:w="1718"/>
-        <w:gridCol w:w="7060"/>
+        <w:gridCol w:w="900"/>
+        <w:gridCol w:w="1080"/>
+        <w:gridCol w:w="1080"/>
+        <w:gridCol w:w="1080"/>
+        <w:gridCol w:w="1260"/>
       </w:tblGrid>
       <w:tr>
         <w:trPr>
-          <w:trHeight w:val="300"/>
+          <w:trHeight w:val="20"/>
         </w:trPr>
         <w:tc>
           <w:tcPr>
-            <w:tcW w:w="2163" w:type="dxa"/>
-            <w:gridSpan w:val="2"/>
-            <w:shd w:val="clear" w:color="auto" w:fill="auto"/>
-            <w:noWrap/>
-            <w:vAlign w:val="center"/>
-            <w:hideMark/>
-          </w:tcPr>
-          <w:p>
-            <w:pPr>
-              <w:keepNext/>
-              <w:keepLines/>
-              <w:spacing w:after="0" w:line="240" w:lineRule="auto"/>
-              <w:ind w:left="-113"/>
-              <w:contextualSpacing/>
-              <w:jc w:val="center"/>
-              <w:rPr>
-                <w:rFonts w:ascii="Arial" w:eastAsia="Times New Roman" w:hAnsi="Arial" w:cs="Arial"/>
+            <w:tcW w:w="900" w:type="dxa"/>
+            <w:vMerge w:val="restart"/>
+            <w:tcBorders>
+              <w:top w:val="single" w:sz="4" w:space="0" w:color="auto"/>
+            </w:tcBorders>
+            <w:noWrap/>
+            <w:vAlign w:val="center"/>
+            <w:hideMark/>
+          </w:tcPr>
+          <w:p>
+            <w:pPr>
+              <w:keepNext/>
+              <w:keepLines/>
+              <w:contextualSpacing/>
+              <w:rPr>
+                <w:rFonts w:ascii="Arial" w:hAnsi="Arial" w:cs="Arial"/>
+                <w:sz w:val="16"/>
+                <w:szCs w:val="16"/>
+              </w:rPr>
+            </w:pPr>
+          </w:p>
+        </w:tc>
+        <w:tc>
+          <w:tcPr>
+            <w:tcW w:w="4500" w:type="dxa"/>
+            <w:gridSpan w:val="4"/>
+            <w:tcBorders>
+              <w:top w:val="single" w:sz="4" w:space="0" w:color="auto"/>
+              <w:bottom w:val="single" w:sz="4" w:space="0" w:color="auto"/>
+            </w:tcBorders>
+            <w:noWrap/>
+            <w:vAlign w:val="center"/>
+            <w:hideMark/>
+          </w:tcPr>
+          <w:p>
+            <w:pPr>
+              <w:keepNext/>
+              <w:keepLines/>
+              <w:contextualSpacing/>
+              <w:jc w:val="center"/>
+              <w:rPr>
+                <w:rFonts w:ascii="Arial" w:hAnsi="Arial" w:cs="Arial"/>
                 <w:b/>
-                <w:color w:val="000000"/>
-                <w:sz w:val="16"/>
-                <w:szCs w:val="16"/>
-              </w:rPr>
-            </w:pPr>
-            <w:r>
-              <w:rPr>
-                <w:rFonts w:ascii="Arial" w:eastAsia="Times New Roman" w:hAnsi="Arial" w:cs="Arial"/>
+                <w:sz w:val="16"/>
+                <w:szCs w:val="16"/>
+              </w:rPr>
+            </w:pPr>
+            <w:r>
+              <w:rPr>
+                <w:rFonts w:ascii="Arial" w:hAnsi="Arial" w:cs="Arial"/>
                 <w:b/>
-                <w:color w:val="000000"/>
-                <w:sz w:val="16"/>
-                <w:szCs w:val="16"/>
-              </w:rPr>
-              <w:t>Score</w:t>
-            </w:r>
-          </w:p>
-        </w:tc>
-        <w:tc>
-          <w:tcPr>
-            <w:tcW w:w="7060" w:type="dxa"/>
-            <w:shd w:val="clear" w:color="auto" w:fill="auto"/>
-            <w:noWrap/>
-            <w:vAlign w:val="center"/>
-            <w:hideMark/>
-          </w:tcPr>
-          <w:p>
-            <w:pPr>
-              <w:keepNext/>
-              <w:keepLines/>
-              <w:spacing w:after="0" w:line="240" w:lineRule="auto"/>
-              <w:contextualSpacing/>
-              <w:rPr>
-                <w:rFonts w:ascii="Arial" w:eastAsia="Times New Roman" w:hAnsi="Arial" w:cs="Arial"/>
+                <w:sz w:val="16"/>
+                <w:szCs w:val="16"/>
+              </w:rPr>
+              <w:t xml:space="preserve">CRLM </w:t>
+            </w:r>
+            <w:r>
+              <w:rPr>
+                <w:rFonts w:ascii="Arial" w:hAnsi="Arial" w:cs="Arial"/>
                 <w:b/>
-                <w:color w:val="000000"/>
-                <w:sz w:val="16"/>
-                <w:szCs w:val="16"/>
-              </w:rPr>
-            </w:pPr>
-            <w:r>
-              <w:rPr>
-                <w:rFonts w:ascii="Arial" w:eastAsia="Times New Roman" w:hAnsi="Arial" w:cs="Arial"/>
+                <w:sz w:val="16"/>
+                <w:szCs w:val="16"/>
+              </w:rPr>
+              <w:t>S</w:t>
+            </w:r>
+            <w:r>
+              <w:rPr>
+                <w:rFonts w:ascii="Arial" w:hAnsi="Arial" w:cs="Arial"/>
                 <w:b/>
-                <w:color w:val="000000"/>
-                <w:sz w:val="16"/>
-                <w:szCs w:val="16"/>
-              </w:rPr>
-              <w:t>Criteria</w:t>
+                <w:sz w:val="16"/>
+                <w:szCs w:val="16"/>
+              </w:rPr>
+              <w:t>coring (n = 24)</w:t>
             </w:r>
           </w:p>
         </w:tc>
       </w:tr>
       <w:tr>
         <w:trPr>
-          <w:trHeight w:val="300"/>
+          <w:trHeight w:val="20"/>
         </w:trPr>
         <w:tc>
           <w:tcPr>
-            <w:tcW w:w="445" w:type="dxa"/>
-            <w:shd w:val="clear" w:color="000000" w:fill="63BE7B"/>
-            <w:noWrap/>
-            <w:vAlign w:val="center"/>
-            <w:hideMark/>
-          </w:tcPr>
-          <w:p>
-            <w:pPr>
-              <w:keepNext/>
-              <w:keepLines/>
-              <w:spacing w:after="0" w:line="240" w:lineRule="auto"/>
-              <w:contextualSpacing/>
-              <w:jc w:val="center"/>
-              <w:rPr>
-                <w:rFonts w:ascii="Arial" w:eastAsia="Times New Roman" w:hAnsi="Arial" w:cs="Arial"/>
-                <w:color w:val="000000"/>
-                <w:sz w:val="16"/>
-                <w:szCs w:val="16"/>
-              </w:rPr>
-            </w:pPr>
-            <w:r>
-              <w:rPr>
-                <w:rFonts w:ascii="Arial" w:eastAsia="Times New Roman" w:hAnsi="Arial" w:cs="Arial"/>
-                <w:color w:val="000000"/>
-                <w:sz w:val="16"/>
-                <w:szCs w:val="16"/>
-              </w:rPr>
-              <w:t>5</w:t>
-            </w:r>
-          </w:p>
-        </w:tc>
-        <w:tc>
-          <w:tcPr>
-            <w:tcW w:w="1718" w:type="dxa"/>
-            <w:shd w:val="clear" w:color="auto" w:fill="auto"/>
-            <w:noWrap/>
-            <w:vAlign w:val="center"/>
-            <w:hideMark/>
-          </w:tcPr>
-          <w:p>
-            <w:pPr>
-              <w:keepNext/>
-              <w:keepLines/>
-              <w:spacing w:after="0" w:line="240" w:lineRule="auto"/>
-              <w:contextualSpacing/>
-              <w:rPr>
-                <w:rFonts w:ascii="Arial" w:eastAsia="Times New Roman" w:hAnsi="Arial" w:cs="Arial"/>
-                <w:color w:val="000000"/>
-                <w:sz w:val="16"/>
-                <w:szCs w:val="16"/>
-              </w:rPr>
-            </w:pPr>
-            <w:r>
-              <w:rPr>
-                <w:rFonts w:ascii="Arial" w:eastAsia="Times New Roman" w:hAnsi="Arial" w:cs="Arial"/>
-                <w:color w:val="000000"/>
-                <w:sz w:val="16"/>
-                <w:szCs w:val="16"/>
-              </w:rPr>
-              <w:t>Excellent</w:t>
-            </w:r>
-          </w:p>
-        </w:tc>
-        <w:tc>
-          <w:tcPr>
-            <w:tcW w:w="7060" w:type="dxa"/>
-            <w:shd w:val="clear" w:color="auto" w:fill="auto"/>
-            <w:noWrap/>
-            <w:vAlign w:val="center"/>
-            <w:hideMark/>
-          </w:tcPr>
-          <w:p>
-            <w:pPr>
-              <w:keepNext/>
-              <w:keepLines/>
-              <w:spacing w:after="0" w:line="240" w:lineRule="auto"/>
-              <w:contextualSpacing/>
-              <w:rPr>
-                <w:rFonts w:ascii="Arial" w:eastAsia="Times New Roman" w:hAnsi="Arial" w:cs="Arial"/>
-                <w:color w:val="000000"/>
-                <w:sz w:val="16"/>
-                <w:szCs w:val="16"/>
-              </w:rPr>
-            </w:pPr>
-            <w:r>
-              <w:rPr>
-                <w:rFonts w:ascii="Arial" w:eastAsia="Times New Roman" w:hAnsi="Arial" w:cs="Arial"/>
-                <w:color w:val="000000"/>
-                <w:sz w:val="16"/>
-                <w:szCs w:val="16"/>
-              </w:rPr>
-              <w:t>Negligible changes, could be used clinically without edits</w:t>
+            <w:tcW w:w="900" w:type="dxa"/>
+            <w:vMerge/>
+            <w:tcBorders>
+              <w:bottom w:val="single" w:sz="4" w:space="0" w:color="auto"/>
+            </w:tcBorders>
+            <w:vAlign w:val="center"/>
+            <w:hideMark/>
+          </w:tcPr>
+          <w:p>
+            <w:pPr>
+              <w:keepNext/>
+              <w:keepLines/>
+              <w:contextualSpacing/>
+              <w:rPr>
+                <w:rFonts w:ascii="Arial" w:hAnsi="Arial" w:cs="Arial"/>
+                <w:sz w:val="16"/>
+                <w:szCs w:val="16"/>
+              </w:rPr>
+            </w:pPr>
+          </w:p>
+        </w:tc>
+        <w:tc>
+          <w:tcPr>
+            <w:tcW w:w="1080" w:type="dxa"/>
+            <w:tcBorders>
+              <w:bottom w:val="single" w:sz="4" w:space="0" w:color="auto"/>
+            </w:tcBorders>
+            <w:noWrap/>
+            <w:vAlign w:val="center"/>
+            <w:hideMark/>
+          </w:tcPr>
+          <w:p>
+            <w:pPr>
+              <w:keepNext/>
+              <w:keepLines/>
+              <w:contextualSpacing/>
+              <w:jc w:val="center"/>
+              <w:rPr>
+                <w:rFonts w:ascii="Arial" w:hAnsi="Arial" w:cs="Arial"/>
+                <w:b/>
+                <w:sz w:val="16"/>
+                <w:szCs w:val="16"/>
+              </w:rPr>
+            </w:pPr>
+            <w:r>
+              <w:rPr>
+                <w:rFonts w:ascii="Arial" w:hAnsi="Arial" w:cs="Arial"/>
+                <w:b/>
+                <w:sz w:val="16"/>
+                <w:szCs w:val="16"/>
+              </w:rPr>
+              <w:t>Reviewer 1</w:t>
+            </w:r>
+          </w:p>
+        </w:tc>
+        <w:tc>
+          <w:tcPr>
+            <w:tcW w:w="1080" w:type="dxa"/>
+            <w:tcBorders>
+              <w:bottom w:val="single" w:sz="4" w:space="0" w:color="auto"/>
+            </w:tcBorders>
+            <w:noWrap/>
+            <w:vAlign w:val="center"/>
+            <w:hideMark/>
+          </w:tcPr>
+          <w:p>
+            <w:pPr>
+              <w:keepNext/>
+              <w:keepLines/>
+              <w:contextualSpacing/>
+              <w:jc w:val="center"/>
+              <w:rPr>
+                <w:rFonts w:ascii="Arial" w:hAnsi="Arial" w:cs="Arial"/>
+                <w:b/>
+                <w:sz w:val="16"/>
+                <w:szCs w:val="16"/>
+              </w:rPr>
+            </w:pPr>
+            <w:r>
+              <w:rPr>
+                <w:rFonts w:ascii="Arial" w:hAnsi="Arial" w:cs="Arial"/>
+                <w:b/>
+                <w:sz w:val="16"/>
+                <w:szCs w:val="16"/>
+              </w:rPr>
+              <w:t>Reviewer 2</w:t>
+            </w:r>
+          </w:p>
+        </w:tc>
+        <w:tc>
+          <w:tcPr>
+            <w:tcW w:w="1080" w:type="dxa"/>
+            <w:tcBorders>
+              <w:bottom w:val="single" w:sz="4" w:space="0" w:color="auto"/>
+            </w:tcBorders>
+            <w:noWrap/>
+            <w:vAlign w:val="center"/>
+            <w:hideMark/>
+          </w:tcPr>
+          <w:p>
+            <w:pPr>
+              <w:keepNext/>
+              <w:keepLines/>
+              <w:contextualSpacing/>
+              <w:jc w:val="center"/>
+              <w:rPr>
+                <w:rFonts w:ascii="Arial" w:hAnsi="Arial" w:cs="Arial"/>
+                <w:b/>
+                <w:sz w:val="16"/>
+                <w:szCs w:val="16"/>
+              </w:rPr>
+            </w:pPr>
+            <w:r>
+              <w:rPr>
+                <w:rFonts w:ascii="Arial" w:hAnsi="Arial" w:cs="Arial"/>
+                <w:b/>
+                <w:sz w:val="16"/>
+                <w:szCs w:val="16"/>
+              </w:rPr>
+              <w:t>Reviewer 3</w:t>
+            </w:r>
+          </w:p>
+        </w:tc>
+        <w:tc>
+          <w:tcPr>
+            <w:tcW w:w="1260" w:type="dxa"/>
+            <w:tcBorders>
+              <w:bottom w:val="single" w:sz="4" w:space="0" w:color="auto"/>
+            </w:tcBorders>
+            <w:noWrap/>
+            <w:vAlign w:val="center"/>
+            <w:hideMark/>
+          </w:tcPr>
+          <w:p>
+            <w:pPr>
+              <w:keepNext/>
+              <w:keepLines/>
+              <w:contextualSpacing/>
+              <w:jc w:val="center"/>
+              <w:rPr>
+                <w:rFonts w:ascii="Arial" w:hAnsi="Arial" w:cs="Arial"/>
+                <w:b/>
+                <w:sz w:val="16"/>
+                <w:szCs w:val="16"/>
+              </w:rPr>
+            </w:pPr>
+            <w:r>
+              <w:rPr>
+                <w:rFonts w:ascii="Arial" w:hAnsi="Arial" w:cs="Arial"/>
+                <w:b/>
+                <w:sz w:val="16"/>
+                <w:szCs w:val="16"/>
+              </w:rPr>
+              <w:t xml:space="preserve">Majority </w:t>
+            </w:r>
+            <w:r>
+              <w:rPr>
+                <w:rFonts w:ascii="Arial" w:hAnsi="Arial" w:cs="Arial"/>
+                <w:b/>
+                <w:sz w:val="16"/>
+                <w:szCs w:val="16"/>
+              </w:rPr>
+              <w:t>V</w:t>
+            </w:r>
+            <w:r>
+              <w:rPr>
+                <w:rFonts w:ascii="Arial" w:hAnsi="Arial" w:cs="Arial"/>
+                <w:b/>
+                <w:sz w:val="16"/>
+                <w:szCs w:val="16"/>
+              </w:rPr>
+              <w:t>ote</w:t>
             </w:r>
           </w:p>
         </w:tc>
       </w:tr>
       <w:tr>
         <w:trPr>
-          <w:trHeight w:val="300"/>
+          <w:trHeight w:val="20"/>
         </w:trPr>
         <w:tc>
           <w:tcPr>
-            <w:tcW w:w="445" w:type="dxa"/>
-            <w:shd w:val="clear" w:color="000000" w:fill="B1D580"/>
-            <w:noWrap/>
-            <w:vAlign w:val="center"/>
-            <w:hideMark/>
-          </w:tcPr>
-          <w:p>
-            <w:pPr>
-              <w:keepNext/>
-              <w:keepLines/>
-              <w:spacing w:after="0" w:line="240" w:lineRule="auto"/>
-              <w:contextualSpacing/>
-              <w:jc w:val="center"/>
-              <w:rPr>
-                <w:rFonts w:ascii="Arial" w:eastAsia="Times New Roman" w:hAnsi="Arial" w:cs="Arial"/>
-                <w:color w:val="000000"/>
-                <w:sz w:val="16"/>
-                <w:szCs w:val="16"/>
-              </w:rPr>
-            </w:pPr>
-            <w:r>
-              <w:rPr>
-                <w:rFonts w:ascii="Arial" w:eastAsia="Times New Roman" w:hAnsi="Arial" w:cs="Arial"/>
-                <w:color w:val="000000"/>
-                <w:sz w:val="16"/>
-                <w:szCs w:val="16"/>
-              </w:rPr>
-              <w:t>4</w:t>
-            </w:r>
-          </w:p>
-        </w:tc>
-        <w:tc>
-          <w:tcPr>
-            <w:tcW w:w="1718" w:type="dxa"/>
-            <w:shd w:val="clear" w:color="auto" w:fill="auto"/>
-            <w:noWrap/>
-            <w:vAlign w:val="center"/>
-            <w:hideMark/>
-          </w:tcPr>
-          <w:p>
-            <w:pPr>
-              <w:keepNext/>
-              <w:keepLines/>
-              <w:spacing w:after="0" w:line="240" w:lineRule="auto"/>
-              <w:contextualSpacing/>
-              <w:rPr>
-                <w:rFonts w:ascii="Arial" w:eastAsia="Times New Roman" w:hAnsi="Arial" w:cs="Arial"/>
-                <w:color w:val="000000"/>
-                <w:sz w:val="16"/>
-                <w:szCs w:val="16"/>
-              </w:rPr>
-            </w:pPr>
-            <w:r>
-              <w:rPr>
-                <w:rFonts w:ascii="Arial" w:eastAsia="Times New Roman" w:hAnsi="Arial" w:cs="Arial"/>
-                <w:color w:val="000000"/>
-                <w:sz w:val="16"/>
-                <w:szCs w:val="16"/>
-              </w:rPr>
-              <w:t>Good</w:t>
-            </w:r>
-          </w:p>
-        </w:tc>
-        <w:tc>
-          <w:tcPr>
-            <w:tcW w:w="7060" w:type="dxa"/>
-            <w:shd w:val="clear" w:color="auto" w:fill="auto"/>
-            <w:noWrap/>
-            <w:vAlign w:val="center"/>
-            <w:hideMark/>
-          </w:tcPr>
-          <w:p>
-            <w:pPr>
-              <w:keepNext/>
-              <w:keepLines/>
-              <w:spacing w:after="0" w:line="240" w:lineRule="auto"/>
-              <w:contextualSpacing/>
-              <w:rPr>
-                <w:rFonts w:ascii="Arial" w:eastAsia="Times New Roman" w:hAnsi="Arial" w:cs="Arial"/>
-                <w:color w:val="000000"/>
-                <w:sz w:val="16"/>
-                <w:szCs w:val="16"/>
-              </w:rPr>
-            </w:pPr>
-            <w:r>
-              <w:rPr>
-                <w:rFonts w:ascii="Arial" w:eastAsia="Times New Roman" w:hAnsi="Arial" w:cs="Arial"/>
-                <w:color w:val="000000"/>
-                <w:sz w:val="16"/>
-                <w:szCs w:val="16"/>
-              </w:rPr>
-              <w:t>Minor changes on &lt; 4 slices or changes that would take &lt; 10 seconds to fix</w:t>
+            <w:tcW w:w="900" w:type="dxa"/>
+            <w:tcBorders>
+              <w:top w:val="single" w:sz="4" w:space="0" w:color="auto"/>
+            </w:tcBorders>
+            <w:noWrap/>
+            <w:vAlign w:val="center"/>
+            <w:hideMark/>
+          </w:tcPr>
+          <w:p>
+            <w:pPr>
+              <w:keepNext/>
+              <w:keepLines/>
+              <w:contextualSpacing/>
+              <w:rPr>
+                <w:rFonts w:ascii="Arial" w:hAnsi="Arial" w:cs="Arial"/>
+                <w:sz w:val="16"/>
+                <w:szCs w:val="16"/>
+              </w:rPr>
+            </w:pPr>
+            <w:r>
+              <w:rPr>
+                <w:rFonts w:ascii="Arial" w:hAnsi="Arial" w:cs="Arial"/>
+                <w:sz w:val="16"/>
+                <w:szCs w:val="16"/>
+              </w:rPr>
+              <w:t>Mean</w:t>
+            </w:r>
+          </w:p>
+        </w:tc>
+        <w:tc>
+          <w:tcPr>
+            <w:tcW w:w="1080" w:type="dxa"/>
+            <w:tcBorders>
+              <w:top w:val="single" w:sz="4" w:space="0" w:color="auto"/>
+            </w:tcBorders>
+            <w:noWrap/>
+            <w:vAlign w:val="center"/>
+            <w:hideMark/>
+          </w:tcPr>
+          <w:p>
+            <w:pPr>
+              <w:keepNext/>
+              <w:keepLines/>
+              <w:contextualSpacing/>
+              <w:jc w:val="center"/>
+              <w:rPr>
+                <w:rFonts w:ascii="Arial" w:hAnsi="Arial" w:cs="Arial"/>
+                <w:sz w:val="16"/>
+                <w:szCs w:val="16"/>
+              </w:rPr>
+            </w:pPr>
+            <w:r>
+              <w:rPr>
+                <w:rFonts w:ascii="Arial" w:hAnsi="Arial" w:cs="Arial"/>
+                <w:sz w:val="16"/>
+                <w:szCs w:val="16"/>
+              </w:rPr>
+              <w:t>4.9</w:t>
+            </w:r>
+          </w:p>
+        </w:tc>
+        <w:tc>
+          <w:tcPr>
+            <w:tcW w:w="1080" w:type="dxa"/>
+            <w:tcBorders>
+              <w:top w:val="single" w:sz="4" w:space="0" w:color="auto"/>
+            </w:tcBorders>
+            <w:noWrap/>
+            <w:vAlign w:val="center"/>
+            <w:hideMark/>
+          </w:tcPr>
+          <w:p>
+            <w:pPr>
+              <w:keepNext/>
+              <w:keepLines/>
+              <w:contextualSpacing/>
+              <w:jc w:val="center"/>
+              <w:rPr>
+                <w:rFonts w:ascii="Arial" w:hAnsi="Arial" w:cs="Arial"/>
+                <w:sz w:val="16"/>
+                <w:szCs w:val="16"/>
+              </w:rPr>
+            </w:pPr>
+            <w:r>
+              <w:rPr>
+                <w:rFonts w:ascii="Arial" w:hAnsi="Arial" w:cs="Arial"/>
+                <w:sz w:val="16"/>
+                <w:szCs w:val="16"/>
+              </w:rPr>
+              <w:t>4.7</w:t>
+            </w:r>
+          </w:p>
+        </w:tc>
+        <w:tc>
+          <w:tcPr>
+            <w:tcW w:w="1080" w:type="dxa"/>
+            <w:tcBorders>
+              <w:top w:val="single" w:sz="4" w:space="0" w:color="auto"/>
+            </w:tcBorders>
+            <w:noWrap/>
+            <w:vAlign w:val="center"/>
+            <w:hideMark/>
+          </w:tcPr>
+          <w:p>
+            <w:pPr>
+              <w:keepNext/>
+              <w:keepLines/>
+              <w:contextualSpacing/>
+              <w:jc w:val="center"/>
+              <w:rPr>
+                <w:rFonts w:ascii="Arial" w:hAnsi="Arial" w:cs="Arial"/>
+                <w:sz w:val="16"/>
+                <w:szCs w:val="16"/>
+              </w:rPr>
+            </w:pPr>
+            <w:r>
+              <w:rPr>
+                <w:rFonts w:ascii="Arial" w:hAnsi="Arial" w:cs="Arial"/>
+                <w:sz w:val="16"/>
+                <w:szCs w:val="16"/>
+              </w:rPr>
+              <w:t>4.6</w:t>
+            </w:r>
+          </w:p>
+        </w:tc>
+        <w:tc>
+          <w:tcPr>
+            <w:tcW w:w="1260" w:type="dxa"/>
+            <w:tcBorders>
+              <w:top w:val="single" w:sz="4" w:space="0" w:color="auto"/>
+            </w:tcBorders>
+            <w:noWrap/>
+            <w:vAlign w:val="center"/>
+            <w:hideMark/>
+          </w:tcPr>
+          <w:p>
+            <w:pPr>
+              <w:keepNext/>
+              <w:keepLines/>
+              <w:contextualSpacing/>
+              <w:jc w:val="center"/>
+              <w:rPr>
+                <w:rFonts w:ascii="Arial" w:hAnsi="Arial" w:cs="Arial"/>
+                <w:sz w:val="16"/>
+                <w:szCs w:val="16"/>
+              </w:rPr>
+            </w:pPr>
+            <w:r>
+              <w:rPr>
+                <w:rFonts w:ascii="Arial" w:hAnsi="Arial" w:cs="Arial"/>
+                <w:sz w:val="16"/>
+                <w:szCs w:val="16"/>
+              </w:rPr>
+              <w:t>4.8</w:t>
             </w:r>
           </w:p>
         </w:tc>
       </w:tr>
       <w:tr>
         <w:trPr>
-          <w:trHeight w:val="300"/>
+          <w:trHeight w:val="20"/>
         </w:trPr>
         <w:tc>
           <w:tcPr>
-            <w:tcW w:w="445" w:type="dxa"/>
-            <w:shd w:val="clear" w:color="000000" w:fill="FFEB84"/>
-            <w:noWrap/>
-            <w:vAlign w:val="center"/>
-            <w:hideMark/>
-          </w:tcPr>
-          <w:p>
-            <w:pPr>
-              <w:keepNext/>
-              <w:keepLines/>
-              <w:spacing w:after="0" w:line="240" w:lineRule="auto"/>
-              <w:contextualSpacing/>
-              <w:jc w:val="center"/>
-              <w:rPr>
-                <w:rFonts w:ascii="Arial" w:eastAsia="Times New Roman" w:hAnsi="Arial" w:cs="Arial"/>
-                <w:color w:val="000000"/>
-                <w:sz w:val="16"/>
-                <w:szCs w:val="16"/>
-              </w:rPr>
-            </w:pPr>
-            <w:r>
-              <w:rPr>
-                <w:rFonts w:ascii="Arial" w:eastAsia="Times New Roman" w:hAnsi="Arial" w:cs="Arial"/>
-                <w:color w:val="000000"/>
-                <w:sz w:val="16"/>
-                <w:szCs w:val="16"/>
-              </w:rPr>
-              <w:t>3</w:t>
-            </w:r>
-          </w:p>
-        </w:tc>
-        <w:tc>
-          <w:tcPr>
-            <w:tcW w:w="1718" w:type="dxa"/>
-            <w:shd w:val="clear" w:color="auto" w:fill="auto"/>
-            <w:noWrap/>
-            <w:vAlign w:val="center"/>
-            <w:hideMark/>
-          </w:tcPr>
-          <w:p>
-            <w:pPr>
-              <w:keepNext/>
-              <w:keepLines/>
-              <w:spacing w:after="0" w:line="240" w:lineRule="auto"/>
-              <w:contextualSpacing/>
-              <w:rPr>
-                <w:rFonts w:ascii="Arial" w:eastAsia="Times New Roman" w:hAnsi="Arial" w:cs="Arial"/>
-                <w:color w:val="000000"/>
-                <w:sz w:val="16"/>
-                <w:szCs w:val="16"/>
-              </w:rPr>
-            </w:pPr>
-            <w:r>
-              <w:rPr>
-                <w:rFonts w:ascii="Arial" w:eastAsia="Times New Roman" w:hAnsi="Arial" w:cs="Arial"/>
-                <w:color w:val="000000"/>
-                <w:sz w:val="16"/>
-                <w:szCs w:val="16"/>
-              </w:rPr>
-              <w:t>Fair</w:t>
-            </w:r>
-          </w:p>
-        </w:tc>
-        <w:tc>
-          <w:tcPr>
-            <w:tcW w:w="7060" w:type="dxa"/>
-            <w:shd w:val="clear" w:color="auto" w:fill="auto"/>
-            <w:noWrap/>
-            <w:vAlign w:val="center"/>
-            <w:hideMark/>
-          </w:tcPr>
-          <w:p>
-            <w:pPr>
-              <w:keepNext/>
-              <w:keepLines/>
-              <w:spacing w:after="0" w:line="240" w:lineRule="auto"/>
-              <w:contextualSpacing/>
-              <w:rPr>
-                <w:rFonts w:ascii="Arial" w:eastAsia="Times New Roman" w:hAnsi="Arial" w:cs="Arial"/>
-                <w:color w:val="000000"/>
-                <w:sz w:val="16"/>
-                <w:szCs w:val="16"/>
-              </w:rPr>
-            </w:pPr>
-            <w:r>
-              <w:rPr>
-                <w:rFonts w:ascii="Arial" w:eastAsia="Times New Roman" w:hAnsi="Arial" w:cs="Arial"/>
-                <w:color w:val="000000"/>
-                <w:sz w:val="16"/>
-                <w:szCs w:val="16"/>
-              </w:rPr>
-              <w:t>Edits needed on multiple slices, but &lt; 50%</w:t>
+            <w:tcW w:w="900" w:type="dxa"/>
+            <w:noWrap/>
+            <w:vAlign w:val="center"/>
+            <w:hideMark/>
+          </w:tcPr>
+          <w:p>
+            <w:pPr>
+              <w:keepNext/>
+              <w:keepLines/>
+              <w:contextualSpacing/>
+              <w:rPr>
+                <w:rFonts w:ascii="Arial" w:hAnsi="Arial" w:cs="Arial"/>
+                <w:sz w:val="16"/>
+                <w:szCs w:val="16"/>
+              </w:rPr>
+            </w:pPr>
+            <w:r>
+              <w:rPr>
+                <w:rFonts w:ascii="Arial" w:hAnsi="Arial" w:cs="Arial"/>
+                <w:sz w:val="16"/>
+                <w:szCs w:val="16"/>
+              </w:rPr>
+              <w:t>Min</w:t>
+            </w:r>
+          </w:p>
+        </w:tc>
+        <w:tc>
+          <w:tcPr>
+            <w:tcW w:w="1080" w:type="dxa"/>
+            <w:noWrap/>
+            <w:vAlign w:val="center"/>
+            <w:hideMark/>
+          </w:tcPr>
+          <w:p>
+            <w:pPr>
+              <w:keepNext/>
+              <w:keepLines/>
+              <w:contextualSpacing/>
+              <w:jc w:val="center"/>
+              <w:rPr>
+                <w:rFonts w:ascii="Arial" w:hAnsi="Arial" w:cs="Arial"/>
+                <w:sz w:val="16"/>
+                <w:szCs w:val="16"/>
+              </w:rPr>
+            </w:pPr>
+            <w:r>
+              <w:rPr>
+                <w:rFonts w:ascii="Arial" w:hAnsi="Arial" w:cs="Arial"/>
+                <w:sz w:val="16"/>
+                <w:szCs w:val="16"/>
+              </w:rPr>
+              <w:t>4</w:t>
+            </w:r>
+          </w:p>
+        </w:tc>
+        <w:tc>
+          <w:tcPr>
+            <w:tcW w:w="1080" w:type="dxa"/>
+            <w:noWrap/>
+            <w:vAlign w:val="center"/>
+            <w:hideMark/>
+          </w:tcPr>
+          <w:p>
+            <w:pPr>
+              <w:keepNext/>
+              <w:keepLines/>
+              <w:contextualSpacing/>
+              <w:jc w:val="center"/>
+              <w:rPr>
+                <w:rFonts w:ascii="Arial" w:hAnsi="Arial" w:cs="Arial"/>
+                <w:sz w:val="16"/>
+                <w:szCs w:val="16"/>
+              </w:rPr>
+            </w:pPr>
+            <w:r>
+              <w:rPr>
+                <w:rFonts w:ascii="Arial" w:hAnsi="Arial" w:cs="Arial"/>
+                <w:sz w:val="16"/>
+                <w:szCs w:val="16"/>
+              </w:rPr>
+              <w:t>4</w:t>
+            </w:r>
+          </w:p>
+        </w:tc>
+        <w:tc>
+          <w:tcPr>
+            <w:tcW w:w="1080" w:type="dxa"/>
+            <w:noWrap/>
+            <w:vAlign w:val="center"/>
+            <w:hideMark/>
+          </w:tcPr>
+          <w:p>
+            <w:pPr>
+              <w:keepNext/>
+              <w:keepLines/>
+              <w:contextualSpacing/>
+              <w:jc w:val="center"/>
+              <w:rPr>
+                <w:rFonts w:ascii="Arial" w:hAnsi="Arial" w:cs="Arial"/>
+                <w:sz w:val="16"/>
+                <w:szCs w:val="16"/>
+              </w:rPr>
+            </w:pPr>
+            <w:r>
+              <w:rPr>
+                <w:rFonts w:ascii="Arial" w:hAnsi="Arial" w:cs="Arial"/>
+                <w:sz w:val="16"/>
+                <w:szCs w:val="16"/>
+              </w:rPr>
+              <w:t>4</w:t>
+            </w:r>
+          </w:p>
+        </w:tc>
+        <w:tc>
+          <w:tcPr>
+            <w:tcW w:w="1260" w:type="dxa"/>
+            <w:noWrap/>
+            <w:vAlign w:val="center"/>
+            <w:hideMark/>
+          </w:tcPr>
+          <w:p>
+            <w:pPr>
+              <w:keepNext/>
+              <w:keepLines/>
+              <w:contextualSpacing/>
+              <w:jc w:val="center"/>
+              <w:rPr>
+                <w:rFonts w:ascii="Arial" w:hAnsi="Arial" w:cs="Arial"/>
+                <w:sz w:val="16"/>
+                <w:szCs w:val="16"/>
+              </w:rPr>
+            </w:pPr>
+            <w:r>
+              <w:rPr>
+                <w:rFonts w:ascii="Arial" w:hAnsi="Arial" w:cs="Arial"/>
+                <w:sz w:val="16"/>
+                <w:szCs w:val="16"/>
+              </w:rPr>
+              <w:t>4</w:t>
             </w:r>
           </w:p>
         </w:tc>
       </w:tr>
       <w:tr>
         <w:trPr>
-          <w:trHeight w:val="300"/>
+          <w:trHeight w:val="20"/>
         </w:trPr>
         <w:tc>
           <w:tcPr>
-            <w:tcW w:w="445" w:type="dxa"/>
-            <w:shd w:val="clear" w:color="000000" w:fill="FBAA77"/>
-            <w:noWrap/>
-            <w:vAlign w:val="center"/>
-            <w:hideMark/>
-          </w:tcPr>
-          <w:p>
-            <w:pPr>
-              <w:keepNext/>
-              <w:keepLines/>
-              <w:spacing w:after="0" w:line="240" w:lineRule="auto"/>
-              <w:contextualSpacing/>
-              <w:jc w:val="center"/>
-              <w:rPr>
-                <w:rFonts w:ascii="Arial" w:eastAsia="Times New Roman" w:hAnsi="Arial" w:cs="Arial"/>
-                <w:color w:val="000000"/>
-                <w:sz w:val="16"/>
-                <w:szCs w:val="16"/>
-              </w:rPr>
-            </w:pPr>
-            <w:r>
-              <w:rPr>
-                <w:rFonts w:ascii="Arial" w:eastAsia="Times New Roman" w:hAnsi="Arial" w:cs="Arial"/>
-                <w:color w:val="000000"/>
-                <w:sz w:val="16"/>
-                <w:szCs w:val="16"/>
-              </w:rPr>
-              <w:t>2</w:t>
-            </w:r>
-          </w:p>
-        </w:tc>
-        <w:tc>
-          <w:tcPr>
-            <w:tcW w:w="1718" w:type="dxa"/>
-            <w:shd w:val="clear" w:color="auto" w:fill="auto"/>
-            <w:noWrap/>
-            <w:vAlign w:val="center"/>
-            <w:hideMark/>
-          </w:tcPr>
-          <w:p>
-            <w:pPr>
-              <w:keepNext/>
-              <w:keepLines/>
-              <w:spacing w:after="0" w:line="240" w:lineRule="auto"/>
-              <w:contextualSpacing/>
-              <w:rPr>
-                <w:rFonts w:ascii="Arial" w:eastAsia="Times New Roman" w:hAnsi="Arial" w:cs="Arial"/>
-                <w:color w:val="000000"/>
-                <w:sz w:val="16"/>
-                <w:szCs w:val="16"/>
-              </w:rPr>
-            </w:pPr>
-            <w:r>
-              <w:rPr>
-                <w:rFonts w:ascii="Arial" w:eastAsia="Times New Roman" w:hAnsi="Arial" w:cs="Arial"/>
-                <w:color w:val="000000"/>
-                <w:sz w:val="16"/>
-                <w:szCs w:val="16"/>
-              </w:rPr>
-              <w:t>Poor</w:t>
-            </w:r>
-          </w:p>
-        </w:tc>
-        <w:tc>
-          <w:tcPr>
-            <w:tcW w:w="7060" w:type="dxa"/>
-            <w:shd w:val="clear" w:color="auto" w:fill="auto"/>
-            <w:noWrap/>
-            <w:vAlign w:val="center"/>
-            <w:hideMark/>
-          </w:tcPr>
-          <w:p>
-            <w:pPr>
-              <w:keepNext/>
-              <w:keepLines/>
-              <w:spacing w:after="0" w:line="240" w:lineRule="auto"/>
-              <w:contextualSpacing/>
-              <w:rPr>
-                <w:rFonts w:ascii="Arial" w:eastAsia="Times New Roman" w:hAnsi="Arial" w:cs="Arial"/>
-                <w:color w:val="000000"/>
-                <w:sz w:val="16"/>
-                <w:szCs w:val="16"/>
-              </w:rPr>
-            </w:pPr>
-            <w:r>
-              <w:rPr>
-                <w:rFonts w:ascii="Arial" w:eastAsia="Times New Roman" w:hAnsi="Arial" w:cs="Arial"/>
-                <w:color w:val="000000"/>
-                <w:sz w:val="16"/>
-                <w:szCs w:val="16"/>
-              </w:rPr>
-              <w:t xml:space="preserve">Edits needed on &gt; 50% of slices </w:t>
+            <w:tcW w:w="900" w:type="dxa"/>
+            <w:noWrap/>
+            <w:vAlign w:val="center"/>
+            <w:hideMark/>
+          </w:tcPr>
+          <w:p>
+            <w:pPr>
+              <w:keepNext/>
+              <w:keepLines/>
+              <w:contextualSpacing/>
+              <w:rPr>
+                <w:rFonts w:ascii="Arial" w:hAnsi="Arial" w:cs="Arial"/>
+                <w:sz w:val="16"/>
+                <w:szCs w:val="16"/>
+              </w:rPr>
+            </w:pPr>
+            <w:r>
+              <w:rPr>
+                <w:rFonts w:ascii="Arial" w:hAnsi="Arial" w:cs="Arial"/>
+                <w:sz w:val="16"/>
+                <w:szCs w:val="16"/>
+              </w:rPr>
+              <w:t>Max</w:t>
+            </w:r>
+          </w:p>
+        </w:tc>
+        <w:tc>
+          <w:tcPr>
+            <w:tcW w:w="1080" w:type="dxa"/>
+            <w:noWrap/>
+            <w:vAlign w:val="center"/>
+            <w:hideMark/>
+          </w:tcPr>
+          <w:p>
+            <w:pPr>
+              <w:keepNext/>
+              <w:keepLines/>
+              <w:contextualSpacing/>
+              <w:jc w:val="center"/>
+              <w:rPr>
+                <w:rFonts w:ascii="Arial" w:hAnsi="Arial" w:cs="Arial"/>
+                <w:sz w:val="16"/>
+                <w:szCs w:val="16"/>
+              </w:rPr>
+            </w:pPr>
+            <w:r>
+              <w:rPr>
+                <w:rFonts w:ascii="Arial" w:hAnsi="Arial" w:cs="Arial"/>
+                <w:sz w:val="16"/>
+                <w:szCs w:val="16"/>
+              </w:rPr>
+              <w:t>5</w:t>
+            </w:r>
+          </w:p>
+        </w:tc>
+        <w:tc>
+          <w:tcPr>
+            <w:tcW w:w="1080" w:type="dxa"/>
+            <w:noWrap/>
+            <w:vAlign w:val="center"/>
+            <w:hideMark/>
+          </w:tcPr>
+          <w:p>
+            <w:pPr>
+              <w:keepNext/>
+              <w:keepLines/>
+              <w:contextualSpacing/>
+              <w:jc w:val="center"/>
+              <w:rPr>
+                <w:rFonts w:ascii="Arial" w:hAnsi="Arial" w:cs="Arial"/>
+                <w:sz w:val="16"/>
+                <w:szCs w:val="16"/>
+              </w:rPr>
+            </w:pPr>
+            <w:r>
+              <w:rPr>
+                <w:rFonts w:ascii="Arial" w:hAnsi="Arial" w:cs="Arial"/>
+                <w:sz w:val="16"/>
+                <w:szCs w:val="16"/>
+              </w:rPr>
+              <w:t>5</w:t>
+            </w:r>
+          </w:p>
+        </w:tc>
+        <w:tc>
+          <w:tcPr>
+            <w:tcW w:w="1080" w:type="dxa"/>
+            <w:noWrap/>
+            <w:vAlign w:val="center"/>
+            <w:hideMark/>
+          </w:tcPr>
+          <w:p>
+            <w:pPr>
+              <w:keepNext/>
+              <w:keepLines/>
+              <w:contextualSpacing/>
+              <w:jc w:val="center"/>
+              <w:rPr>
+                <w:rFonts w:ascii="Arial" w:hAnsi="Arial" w:cs="Arial"/>
+                <w:sz w:val="16"/>
+                <w:szCs w:val="16"/>
+              </w:rPr>
+            </w:pPr>
+            <w:r>
+              <w:rPr>
+                <w:rFonts w:ascii="Arial" w:hAnsi="Arial" w:cs="Arial"/>
+                <w:sz w:val="16"/>
+                <w:szCs w:val="16"/>
+              </w:rPr>
+              <w:t>5</w:t>
+            </w:r>
+          </w:p>
+        </w:tc>
+        <w:tc>
+          <w:tcPr>
+            <w:tcW w:w="1260" w:type="dxa"/>
+            <w:noWrap/>
+            <w:vAlign w:val="center"/>
+            <w:hideMark/>
+          </w:tcPr>
+          <w:p>
+            <w:pPr>
+              <w:keepNext/>
+              <w:keepLines/>
+              <w:contextualSpacing/>
+              <w:jc w:val="center"/>
+              <w:rPr>
+                <w:rFonts w:ascii="Arial" w:hAnsi="Arial" w:cs="Arial"/>
+                <w:sz w:val="16"/>
+                <w:szCs w:val="16"/>
+              </w:rPr>
+            </w:pPr>
+            <w:r>
+              <w:rPr>
+                <w:rFonts w:ascii="Arial" w:hAnsi="Arial" w:cs="Arial"/>
+                <w:sz w:val="16"/>
+                <w:szCs w:val="16"/>
+              </w:rPr>
+              <w:t>5</w:t>
             </w:r>
           </w:p>
         </w:tc>
       </w:tr>
       <w:tr>
         <w:trPr>
-          <w:trHeight w:val="300"/>
+          <w:trHeight w:val="20"/>
         </w:trPr>
         <w:tc>
           <w:tcPr>
-            <w:tcW w:w="445" w:type="dxa"/>
-            <w:shd w:val="clear" w:color="000000" w:fill="F8696B"/>
-            <w:noWrap/>
-            <w:vAlign w:val="center"/>
-            <w:hideMark/>
-          </w:tcPr>
-          <w:p>
-            <w:pPr>
-              <w:keepNext/>
-              <w:keepLines/>
-              <w:spacing w:after="0" w:line="240" w:lineRule="auto"/>
-              <w:contextualSpacing/>
-              <w:jc w:val="center"/>
-              <w:rPr>
-                <w:rFonts w:ascii="Arial" w:eastAsia="Times New Roman" w:hAnsi="Arial" w:cs="Arial"/>
-                <w:color w:val="000000"/>
-                <w:sz w:val="16"/>
-                <w:szCs w:val="16"/>
-              </w:rPr>
-            </w:pPr>
-            <w:r>
-              <w:rPr>
-                <w:rFonts w:ascii="Arial" w:eastAsia="Times New Roman" w:hAnsi="Arial" w:cs="Arial"/>
-                <w:color w:val="000000"/>
-                <w:sz w:val="16"/>
-                <w:szCs w:val="16"/>
-              </w:rPr>
-              <w:t>1</w:t>
-            </w:r>
-          </w:p>
-        </w:tc>
-        <w:tc>
-          <w:tcPr>
-            <w:tcW w:w="1718" w:type="dxa"/>
-            <w:shd w:val="clear" w:color="auto" w:fill="auto"/>
-            <w:noWrap/>
-            <w:vAlign w:val="center"/>
-            <w:hideMark/>
-          </w:tcPr>
-          <w:p>
-            <w:pPr>
-              <w:keepNext/>
-              <w:keepLines/>
-              <w:spacing w:after="0" w:line="240" w:lineRule="auto"/>
-              <w:contextualSpacing/>
-              <w:rPr>
-                <w:rFonts w:ascii="Arial" w:eastAsia="Times New Roman" w:hAnsi="Arial" w:cs="Arial"/>
-                <w:color w:val="000000"/>
-                <w:sz w:val="16"/>
-                <w:szCs w:val="16"/>
-              </w:rPr>
-            </w:pPr>
-            <w:r>
-              <w:rPr>
-                <w:rFonts w:ascii="Arial" w:eastAsia="Times New Roman" w:hAnsi="Arial" w:cs="Arial"/>
-                <w:color w:val="000000"/>
-                <w:sz w:val="16"/>
-                <w:szCs w:val="16"/>
-              </w:rPr>
-              <w:t>Very poor</w:t>
-            </w:r>
-          </w:p>
-        </w:tc>
-        <w:tc>
-          <w:tcPr>
-            <w:tcW w:w="7060" w:type="dxa"/>
-            <w:shd w:val="clear" w:color="auto" w:fill="auto"/>
-            <w:noWrap/>
-            <w:vAlign w:val="center"/>
-            <w:hideMark/>
-          </w:tcPr>
-          <w:p>
-            <w:pPr>
-              <w:keepNext/>
-              <w:keepLines/>
-              <w:spacing w:after="0" w:line="240" w:lineRule="auto"/>
-              <w:contextualSpacing/>
-              <w:rPr>
-                <w:rFonts w:ascii="Arial" w:eastAsia="Times New Roman" w:hAnsi="Arial" w:cs="Arial"/>
-                <w:color w:val="000000"/>
-                <w:sz w:val="16"/>
-                <w:szCs w:val="16"/>
-              </w:rPr>
-            </w:pPr>
-            <w:r>
-              <w:rPr>
-                <w:rFonts w:ascii="Arial" w:eastAsia="Times New Roman" w:hAnsi="Arial" w:cs="Arial"/>
-                <w:color w:val="000000"/>
-                <w:sz w:val="16"/>
-                <w:szCs w:val="16"/>
-              </w:rPr>
-              <w:t>Contours are poorly predicted, missed disease</w:t>
+            <w:tcW w:w="900" w:type="dxa"/>
+            <w:tcBorders>
+              <w:bottom w:val="single" w:sz="4" w:space="0" w:color="auto"/>
+            </w:tcBorders>
+            <w:noWrap/>
+            <w:vAlign w:val="center"/>
+            <w:hideMark/>
+          </w:tcPr>
+          <w:p>
+            <w:pPr>
+              <w:keepNext/>
+              <w:keepLines/>
+              <w:contextualSpacing/>
+              <w:rPr>
+                <w:rFonts w:ascii="Arial" w:hAnsi="Arial" w:cs="Arial"/>
+                <w:sz w:val="16"/>
+                <w:szCs w:val="16"/>
+              </w:rPr>
+            </w:pPr>
+            <w:r>
+              <w:rPr>
+                <w:rFonts w:ascii="Arial" w:hAnsi="Arial" w:cs="Arial"/>
+                <w:sz w:val="16"/>
+                <w:szCs w:val="16"/>
+              </w:rPr>
+              <w:t>% ≥ 4</w:t>
+            </w:r>
+          </w:p>
+        </w:tc>
+        <w:tc>
+          <w:tcPr>
+            <w:tcW w:w="1080" w:type="dxa"/>
+            <w:noWrap/>
+            <w:vAlign w:val="center"/>
+            <w:hideMark/>
+          </w:tcPr>
+          <w:p>
+            <w:pPr>
+              <w:keepNext/>
+              <w:keepLines/>
+              <w:contextualSpacing/>
+              <w:jc w:val="center"/>
+              <w:rPr>
+                <w:rFonts w:ascii="Arial" w:hAnsi="Arial" w:cs="Arial"/>
+                <w:sz w:val="16"/>
+                <w:szCs w:val="16"/>
+              </w:rPr>
+            </w:pPr>
+            <w:r>
+              <w:rPr>
+                <w:rFonts w:ascii="Arial" w:hAnsi="Arial" w:cs="Arial"/>
+                <w:sz w:val="16"/>
+                <w:szCs w:val="16"/>
+              </w:rPr>
+              <w:t>100</w:t>
+            </w:r>
+          </w:p>
+        </w:tc>
+        <w:tc>
+          <w:tcPr>
+            <w:tcW w:w="1080" w:type="dxa"/>
+            <w:noWrap/>
+            <w:vAlign w:val="center"/>
+            <w:hideMark/>
+          </w:tcPr>
+          <w:p>
+            <w:pPr>
+              <w:keepNext/>
+              <w:keepLines/>
+              <w:contextualSpacing/>
+              <w:jc w:val="center"/>
+              <w:rPr>
+                <w:rFonts w:ascii="Arial" w:hAnsi="Arial" w:cs="Arial"/>
+                <w:sz w:val="16"/>
+                <w:szCs w:val="16"/>
+              </w:rPr>
+            </w:pPr>
+            <w:r>
+              <w:rPr>
+                <w:rFonts w:ascii="Arial" w:hAnsi="Arial" w:cs="Arial"/>
+                <w:sz w:val="16"/>
+                <w:szCs w:val="16"/>
+              </w:rPr>
+              <w:t>100</w:t>
+            </w:r>
+          </w:p>
+        </w:tc>
+        <w:tc>
+          <w:tcPr>
+            <w:tcW w:w="1080" w:type="dxa"/>
+            <w:noWrap/>
+            <w:vAlign w:val="center"/>
+            <w:hideMark/>
+          </w:tcPr>
+          <w:p>
+            <w:pPr>
+              <w:keepNext/>
+              <w:keepLines/>
+              <w:contextualSpacing/>
+              <w:jc w:val="center"/>
+              <w:rPr>
+                <w:rFonts w:ascii="Arial" w:hAnsi="Arial" w:cs="Arial"/>
+                <w:sz w:val="16"/>
+                <w:szCs w:val="16"/>
+              </w:rPr>
+            </w:pPr>
+            <w:r>
+              <w:rPr>
+                <w:rFonts w:ascii="Arial" w:hAnsi="Arial" w:cs="Arial"/>
+                <w:sz w:val="16"/>
+                <w:szCs w:val="16"/>
+              </w:rPr>
+              <w:t>100</w:t>
+            </w:r>
+          </w:p>
+        </w:tc>
+        <w:tc>
+          <w:tcPr>
+            <w:tcW w:w="1260" w:type="dxa"/>
+            <w:noWrap/>
+            <w:vAlign w:val="center"/>
+            <w:hideMark/>
+          </w:tcPr>
+          <w:p>
+            <w:pPr>
+              <w:keepNext/>
+              <w:keepLines/>
+              <w:contextualSpacing/>
+              <w:jc w:val="center"/>
+              <w:rPr>
+                <w:rFonts w:ascii="Arial" w:hAnsi="Arial" w:cs="Arial"/>
+                <w:sz w:val="16"/>
+                <w:szCs w:val="16"/>
+              </w:rPr>
+            </w:pPr>
+            <w:r>
+              <w:rPr>
+                <w:rFonts w:ascii="Arial" w:hAnsi="Arial" w:cs="Arial"/>
+                <w:sz w:val="16"/>
+                <w:szCs w:val="16"/>
+              </w:rPr>
+              <w:t>100</w:t>
+            </w:r>
+          </w:p>
+        </w:tc>
+      </w:tr>
+      <w:tr>
+        <w:trPr>
+          <w:trHeight w:val="20"/>
+        </w:trPr>
+        <w:tc>
+          <w:tcPr>
+            <w:tcW w:w="900" w:type="dxa"/>
+            <w:vMerge w:val="restart"/>
+            <w:tcBorders>
+              <w:top w:val="single" w:sz="4" w:space="0" w:color="auto"/>
+              <w:bottom w:val="single" w:sz="4" w:space="0" w:color="auto"/>
+            </w:tcBorders>
+            <w:noWrap/>
+            <w:vAlign w:val="center"/>
+            <w:hideMark/>
+          </w:tcPr>
+          <w:p>
+            <w:pPr>
+              <w:keepNext/>
+              <w:keepLines/>
+              <w:contextualSpacing/>
+              <w:rPr>
+                <w:rFonts w:ascii="Arial" w:hAnsi="Arial" w:cs="Arial"/>
+                <w:sz w:val="16"/>
+                <w:szCs w:val="16"/>
+              </w:rPr>
+            </w:pPr>
+          </w:p>
+        </w:tc>
+        <w:tc>
+          <w:tcPr>
+            <w:tcW w:w="4500" w:type="dxa"/>
+            <w:gridSpan w:val="4"/>
+            <w:tcBorders>
+              <w:top w:val="single" w:sz="4" w:space="0" w:color="auto"/>
+              <w:bottom w:val="single" w:sz="4" w:space="0" w:color="auto"/>
+            </w:tcBorders>
+            <w:noWrap/>
+            <w:vAlign w:val="center"/>
+            <w:hideMark/>
+          </w:tcPr>
+          <w:p>
+            <w:pPr>
+              <w:keepNext/>
+              <w:keepLines/>
+              <w:contextualSpacing/>
+              <w:jc w:val="center"/>
+              <w:rPr>
+                <w:rFonts w:ascii="Arial" w:hAnsi="Arial" w:cs="Arial"/>
+                <w:b/>
+                <w:sz w:val="16"/>
+                <w:szCs w:val="16"/>
+              </w:rPr>
+            </w:pPr>
+            <w:r>
+              <w:rPr>
+                <w:rFonts w:ascii="Arial" w:hAnsi="Arial" w:cs="Arial"/>
+                <w:b/>
+                <w:sz w:val="16"/>
+                <w:szCs w:val="16"/>
+              </w:rPr>
+              <w:t xml:space="preserve">Ablation </w:t>
+            </w:r>
+            <w:r>
+              <w:rPr>
+                <w:rFonts w:ascii="Arial" w:hAnsi="Arial" w:cs="Arial"/>
+                <w:b/>
+                <w:sz w:val="16"/>
+                <w:szCs w:val="16"/>
+              </w:rPr>
+              <w:t>S</w:t>
+            </w:r>
+            <w:r>
+              <w:rPr>
+                <w:rFonts w:ascii="Arial" w:hAnsi="Arial" w:cs="Arial"/>
+                <w:b/>
+                <w:sz w:val="16"/>
+                <w:szCs w:val="16"/>
+              </w:rPr>
+              <w:t>coring (n = 19)</w:t>
+            </w:r>
+          </w:p>
+        </w:tc>
+      </w:tr>
+      <w:tr>
+        <w:trPr>
+          <w:trHeight w:val="20"/>
+        </w:trPr>
+        <w:tc>
+          <w:tcPr>
+            <w:tcW w:w="900" w:type="dxa"/>
+            <w:vMerge/>
+            <w:tcBorders>
+              <w:top w:val="single" w:sz="4" w:space="0" w:color="auto"/>
+              <w:bottom w:val="single" w:sz="4" w:space="0" w:color="auto"/>
+            </w:tcBorders>
+            <w:vAlign w:val="center"/>
+            <w:hideMark/>
+          </w:tcPr>
+          <w:p>
+            <w:pPr>
+              <w:keepNext/>
+              <w:keepLines/>
+              <w:contextualSpacing/>
+              <w:rPr>
+                <w:rFonts w:ascii="Arial" w:hAnsi="Arial" w:cs="Arial"/>
+                <w:sz w:val="16"/>
+                <w:szCs w:val="16"/>
+              </w:rPr>
+            </w:pPr>
+          </w:p>
+        </w:tc>
+        <w:tc>
+          <w:tcPr>
+            <w:tcW w:w="1080" w:type="dxa"/>
+            <w:tcBorders>
+              <w:bottom w:val="single" w:sz="4" w:space="0" w:color="auto"/>
+            </w:tcBorders>
+            <w:noWrap/>
+            <w:vAlign w:val="center"/>
+            <w:hideMark/>
+          </w:tcPr>
+          <w:p>
+            <w:pPr>
+              <w:keepNext/>
+              <w:keepLines/>
+              <w:contextualSpacing/>
+              <w:jc w:val="center"/>
+              <w:rPr>
+                <w:rFonts w:ascii="Arial" w:hAnsi="Arial" w:cs="Arial"/>
+                <w:b/>
+                <w:sz w:val="16"/>
+                <w:szCs w:val="16"/>
+              </w:rPr>
+            </w:pPr>
+            <w:r>
+              <w:rPr>
+                <w:rFonts w:ascii="Arial" w:hAnsi="Arial" w:cs="Arial"/>
+                <w:b/>
+                <w:sz w:val="16"/>
+                <w:szCs w:val="16"/>
+              </w:rPr>
+              <w:t>Reviewer 1</w:t>
+            </w:r>
+          </w:p>
+        </w:tc>
+        <w:tc>
+          <w:tcPr>
+            <w:tcW w:w="1080" w:type="dxa"/>
+            <w:tcBorders>
+              <w:bottom w:val="single" w:sz="4" w:space="0" w:color="auto"/>
+            </w:tcBorders>
+            <w:noWrap/>
+            <w:vAlign w:val="center"/>
+            <w:hideMark/>
+          </w:tcPr>
+          <w:p>
+            <w:pPr>
+              <w:keepNext/>
+              <w:keepLines/>
+              <w:contextualSpacing/>
+              <w:jc w:val="center"/>
+              <w:rPr>
+                <w:rFonts w:ascii="Arial" w:hAnsi="Arial" w:cs="Arial"/>
+                <w:b/>
+                <w:sz w:val="16"/>
+                <w:szCs w:val="16"/>
+              </w:rPr>
+            </w:pPr>
+            <w:r>
+              <w:rPr>
+                <w:rFonts w:ascii="Arial" w:hAnsi="Arial" w:cs="Arial"/>
+                <w:b/>
+                <w:sz w:val="16"/>
+                <w:szCs w:val="16"/>
+              </w:rPr>
+              <w:t>Reviewer 2</w:t>
+            </w:r>
+          </w:p>
+        </w:tc>
+        <w:tc>
+          <w:tcPr>
+            <w:tcW w:w="1080" w:type="dxa"/>
+            <w:tcBorders>
+              <w:bottom w:val="single" w:sz="4" w:space="0" w:color="auto"/>
+            </w:tcBorders>
+            <w:noWrap/>
+            <w:vAlign w:val="center"/>
+            <w:hideMark/>
+          </w:tcPr>
+          <w:p>
+            <w:pPr>
+              <w:keepNext/>
+              <w:keepLines/>
+              <w:contextualSpacing/>
+              <w:jc w:val="center"/>
+              <w:rPr>
+                <w:rFonts w:ascii="Arial" w:hAnsi="Arial" w:cs="Arial"/>
+                <w:b/>
+                <w:sz w:val="16"/>
+                <w:szCs w:val="16"/>
+              </w:rPr>
+            </w:pPr>
+            <w:r>
+              <w:rPr>
+                <w:rFonts w:ascii="Arial" w:hAnsi="Arial" w:cs="Arial"/>
+                <w:b/>
+                <w:sz w:val="16"/>
+                <w:szCs w:val="16"/>
+              </w:rPr>
+              <w:t>Reviewer 3</w:t>
+            </w:r>
+          </w:p>
+        </w:tc>
+        <w:tc>
+          <w:tcPr>
+            <w:tcW w:w="1260" w:type="dxa"/>
+            <w:tcBorders>
+              <w:bottom w:val="single" w:sz="4" w:space="0" w:color="auto"/>
+            </w:tcBorders>
+            <w:noWrap/>
+            <w:vAlign w:val="center"/>
+            <w:hideMark/>
+          </w:tcPr>
+          <w:p>
+            <w:pPr>
+              <w:keepNext/>
+              <w:keepLines/>
+              <w:contextualSpacing/>
+              <w:jc w:val="center"/>
+              <w:rPr>
+                <w:rFonts w:ascii="Arial" w:hAnsi="Arial" w:cs="Arial"/>
+                <w:b/>
+                <w:sz w:val="16"/>
+                <w:szCs w:val="16"/>
+              </w:rPr>
+            </w:pPr>
+            <w:r>
+              <w:rPr>
+                <w:rFonts w:ascii="Arial" w:hAnsi="Arial" w:cs="Arial"/>
+                <w:b/>
+                <w:sz w:val="16"/>
+                <w:szCs w:val="16"/>
+              </w:rPr>
+              <w:t xml:space="preserve">Majority </w:t>
+            </w:r>
+            <w:r>
+              <w:rPr>
+                <w:rFonts w:ascii="Arial" w:hAnsi="Arial" w:cs="Arial"/>
+                <w:b/>
+                <w:sz w:val="16"/>
+                <w:szCs w:val="16"/>
+              </w:rPr>
+              <w:t>V</w:t>
+            </w:r>
+            <w:r>
+              <w:rPr>
+                <w:rFonts w:ascii="Arial" w:hAnsi="Arial" w:cs="Arial"/>
+                <w:b/>
+                <w:sz w:val="16"/>
+                <w:szCs w:val="16"/>
+              </w:rPr>
+              <w:t>ote</w:t>
+            </w:r>
+          </w:p>
+        </w:tc>
+      </w:tr>
+      <w:tr>
+        <w:trPr>
+          <w:trHeight w:val="20"/>
+        </w:trPr>
+        <w:tc>
+          <w:tcPr>
+            <w:tcW w:w="900" w:type="dxa"/>
+            <w:tcBorders>
+              <w:top w:val="single" w:sz="4" w:space="0" w:color="auto"/>
+            </w:tcBorders>
+            <w:noWrap/>
+            <w:vAlign w:val="center"/>
+            <w:hideMark/>
+          </w:tcPr>
+          <w:p>
+            <w:pPr>
+              <w:keepNext/>
+              <w:keepLines/>
+              <w:contextualSpacing/>
+              <w:rPr>
+                <w:rFonts w:ascii="Arial" w:hAnsi="Arial" w:cs="Arial"/>
+                <w:sz w:val="16"/>
+                <w:szCs w:val="16"/>
+              </w:rPr>
+            </w:pPr>
+            <w:r>
+              <w:rPr>
+                <w:rFonts w:ascii="Arial" w:hAnsi="Arial" w:cs="Arial"/>
+                <w:sz w:val="16"/>
+                <w:szCs w:val="16"/>
+              </w:rPr>
+              <w:t>Mean</w:t>
+            </w:r>
+          </w:p>
+        </w:tc>
+        <w:tc>
+          <w:tcPr>
+            <w:tcW w:w="1080" w:type="dxa"/>
+            <w:tcBorders>
+              <w:top w:val="single" w:sz="4" w:space="0" w:color="auto"/>
+            </w:tcBorders>
+            <w:noWrap/>
+            <w:vAlign w:val="center"/>
+            <w:hideMark/>
+          </w:tcPr>
+          <w:p>
+            <w:pPr>
+              <w:keepNext/>
+              <w:keepLines/>
+              <w:contextualSpacing/>
+              <w:jc w:val="center"/>
+              <w:rPr>
+                <w:rFonts w:ascii="Arial" w:hAnsi="Arial" w:cs="Arial"/>
+                <w:sz w:val="16"/>
+                <w:szCs w:val="16"/>
+              </w:rPr>
+            </w:pPr>
+            <w:r>
+              <w:rPr>
+                <w:rFonts w:ascii="Arial" w:hAnsi="Arial" w:cs="Arial"/>
+                <w:sz w:val="16"/>
+                <w:szCs w:val="16"/>
+              </w:rPr>
+              <w:t>4.5</w:t>
+            </w:r>
+          </w:p>
+        </w:tc>
+        <w:tc>
+          <w:tcPr>
+            <w:tcW w:w="1080" w:type="dxa"/>
+            <w:tcBorders>
+              <w:top w:val="single" w:sz="4" w:space="0" w:color="auto"/>
+            </w:tcBorders>
+            <w:noWrap/>
+            <w:vAlign w:val="center"/>
+            <w:hideMark/>
+          </w:tcPr>
+          <w:p>
+            <w:pPr>
+              <w:keepNext/>
+              <w:keepLines/>
+              <w:contextualSpacing/>
+              <w:jc w:val="center"/>
+              <w:rPr>
+                <w:rFonts w:ascii="Arial" w:hAnsi="Arial" w:cs="Arial"/>
+                <w:sz w:val="16"/>
+                <w:szCs w:val="16"/>
+              </w:rPr>
+            </w:pPr>
+            <w:r>
+              <w:rPr>
+                <w:rFonts w:ascii="Arial" w:hAnsi="Arial" w:cs="Arial"/>
+                <w:sz w:val="16"/>
+                <w:szCs w:val="16"/>
+              </w:rPr>
+              <w:t>4.1</w:t>
+            </w:r>
+          </w:p>
+        </w:tc>
+        <w:tc>
+          <w:tcPr>
+            <w:tcW w:w="1080" w:type="dxa"/>
+            <w:tcBorders>
+              <w:top w:val="single" w:sz="4" w:space="0" w:color="auto"/>
+            </w:tcBorders>
+            <w:noWrap/>
+            <w:vAlign w:val="center"/>
+            <w:hideMark/>
+          </w:tcPr>
+          <w:p>
+            <w:pPr>
+              <w:keepNext/>
+              <w:keepLines/>
+              <w:contextualSpacing/>
+              <w:jc w:val="center"/>
+              <w:rPr>
+                <w:rFonts w:ascii="Arial" w:hAnsi="Arial" w:cs="Arial"/>
+                <w:sz w:val="16"/>
+                <w:szCs w:val="16"/>
+              </w:rPr>
+            </w:pPr>
+            <w:r>
+              <w:rPr>
+                <w:rFonts w:ascii="Arial" w:hAnsi="Arial" w:cs="Arial"/>
+                <w:sz w:val="16"/>
+                <w:szCs w:val="16"/>
+              </w:rPr>
+              <w:t>3.8</w:t>
+            </w:r>
+          </w:p>
+        </w:tc>
+        <w:tc>
+          <w:tcPr>
+            <w:tcW w:w="1260" w:type="dxa"/>
+            <w:tcBorders>
+              <w:top w:val="single" w:sz="4" w:space="0" w:color="auto"/>
+            </w:tcBorders>
+            <w:noWrap/>
+            <w:vAlign w:val="center"/>
+            <w:hideMark/>
+          </w:tcPr>
+          <w:p>
+            <w:pPr>
+              <w:keepNext/>
+              <w:keepLines/>
+              <w:contextualSpacing/>
+              <w:jc w:val="center"/>
+              <w:rPr>
+                <w:rFonts w:ascii="Arial" w:hAnsi="Arial" w:cs="Arial"/>
+                <w:sz w:val="16"/>
+                <w:szCs w:val="16"/>
+              </w:rPr>
+            </w:pPr>
+            <w:r>
+              <w:rPr>
+                <w:rFonts w:ascii="Arial" w:hAnsi="Arial" w:cs="Arial"/>
+                <w:sz w:val="16"/>
+                <w:szCs w:val="16"/>
+              </w:rPr>
+              <w:t>4.1</w:t>
+            </w:r>
+          </w:p>
+        </w:tc>
+      </w:tr>
+      <w:tr>
+        <w:trPr>
+          <w:trHeight w:val="20"/>
+        </w:trPr>
+        <w:tc>
+          <w:tcPr>
+            <w:tcW w:w="900" w:type="dxa"/>
+            <w:noWrap/>
+            <w:vAlign w:val="center"/>
+            <w:hideMark/>
+          </w:tcPr>
+          <w:p>
+            <w:pPr>
+              <w:keepNext/>
+              <w:keepLines/>
+              <w:contextualSpacing/>
+              <w:rPr>
+                <w:rFonts w:ascii="Arial" w:hAnsi="Arial" w:cs="Arial"/>
+                <w:sz w:val="16"/>
+                <w:szCs w:val="16"/>
+              </w:rPr>
+            </w:pPr>
+            <w:r>
+              <w:rPr>
+                <w:rFonts w:ascii="Arial" w:hAnsi="Arial" w:cs="Arial"/>
+                <w:sz w:val="16"/>
+                <w:szCs w:val="16"/>
+              </w:rPr>
+              <w:t>Min</w:t>
+            </w:r>
+          </w:p>
+        </w:tc>
+        <w:tc>
+          <w:tcPr>
+            <w:tcW w:w="1080" w:type="dxa"/>
+            <w:noWrap/>
+            <w:vAlign w:val="center"/>
+            <w:hideMark/>
+          </w:tcPr>
+          <w:p>
+            <w:pPr>
+              <w:keepNext/>
+              <w:keepLines/>
+              <w:contextualSpacing/>
+              <w:jc w:val="center"/>
+              <w:rPr>
+                <w:rFonts w:ascii="Arial" w:hAnsi="Arial" w:cs="Arial"/>
+                <w:sz w:val="16"/>
+                <w:szCs w:val="16"/>
+              </w:rPr>
+            </w:pPr>
+            <w:r>
+              <w:rPr>
+                <w:rFonts w:ascii="Arial" w:hAnsi="Arial" w:cs="Arial"/>
+                <w:sz w:val="16"/>
+                <w:szCs w:val="16"/>
+              </w:rPr>
+              <w:t>3</w:t>
+            </w:r>
+          </w:p>
+        </w:tc>
+        <w:tc>
+          <w:tcPr>
+            <w:tcW w:w="1080" w:type="dxa"/>
+            <w:noWrap/>
+            <w:vAlign w:val="center"/>
+            <w:hideMark/>
+          </w:tcPr>
+          <w:p>
+            <w:pPr>
+              <w:keepNext/>
+              <w:keepLines/>
+              <w:contextualSpacing/>
+              <w:jc w:val="center"/>
+              <w:rPr>
+                <w:rFonts w:ascii="Arial" w:hAnsi="Arial" w:cs="Arial"/>
+                <w:sz w:val="16"/>
+                <w:szCs w:val="16"/>
+              </w:rPr>
+            </w:pPr>
+            <w:r>
+              <w:rPr>
+                <w:rFonts w:ascii="Arial" w:hAnsi="Arial" w:cs="Arial"/>
+                <w:sz w:val="16"/>
+                <w:szCs w:val="16"/>
+              </w:rPr>
+              <w:t>2</w:t>
+            </w:r>
+          </w:p>
+        </w:tc>
+        <w:tc>
+          <w:tcPr>
+            <w:tcW w:w="1080" w:type="dxa"/>
+            <w:noWrap/>
+            <w:vAlign w:val="center"/>
+            <w:hideMark/>
+          </w:tcPr>
+          <w:p>
+            <w:pPr>
+              <w:keepNext/>
+              <w:keepLines/>
+              <w:contextualSpacing/>
+              <w:jc w:val="center"/>
+              <w:rPr>
+                <w:rFonts w:ascii="Arial" w:hAnsi="Arial" w:cs="Arial"/>
+                <w:sz w:val="16"/>
+                <w:szCs w:val="16"/>
+              </w:rPr>
+            </w:pPr>
+            <w:r>
+              <w:rPr>
+                <w:rFonts w:ascii="Arial" w:hAnsi="Arial" w:cs="Arial"/>
+                <w:sz w:val="16"/>
+                <w:szCs w:val="16"/>
+              </w:rPr>
+              <w:t>2</w:t>
+            </w:r>
+          </w:p>
+        </w:tc>
+        <w:tc>
+          <w:tcPr>
+            <w:tcW w:w="1260" w:type="dxa"/>
+            <w:noWrap/>
+            <w:vAlign w:val="center"/>
+            <w:hideMark/>
+          </w:tcPr>
+          <w:p>
+            <w:pPr>
+              <w:keepNext/>
+              <w:keepLines/>
+              <w:contextualSpacing/>
+              <w:jc w:val="center"/>
+              <w:rPr>
+                <w:rFonts w:ascii="Arial" w:hAnsi="Arial" w:cs="Arial"/>
+                <w:sz w:val="16"/>
+                <w:szCs w:val="16"/>
+              </w:rPr>
+            </w:pPr>
+            <w:r>
+              <w:rPr>
+                <w:rFonts w:ascii="Arial" w:hAnsi="Arial" w:cs="Arial"/>
+                <w:sz w:val="16"/>
+                <w:szCs w:val="16"/>
+              </w:rPr>
+              <w:t>2</w:t>
+            </w:r>
+          </w:p>
+        </w:tc>
+      </w:tr>
+      <w:tr>
+        <w:trPr>
+          <w:trHeight w:val="20"/>
+        </w:trPr>
+        <w:tc>
+          <w:tcPr>
+            <w:tcW w:w="900" w:type="dxa"/>
+            <w:noWrap/>
+            <w:vAlign w:val="center"/>
+            <w:hideMark/>
+          </w:tcPr>
+          <w:p>
+            <w:pPr>
+              <w:keepNext/>
+              <w:keepLines/>
+              <w:contextualSpacing/>
+              <w:rPr>
+                <w:rFonts w:ascii="Arial" w:hAnsi="Arial" w:cs="Arial"/>
+                <w:sz w:val="16"/>
+                <w:szCs w:val="16"/>
+              </w:rPr>
+            </w:pPr>
+            <w:r>
+              <w:rPr>
+                <w:rFonts w:ascii="Arial" w:hAnsi="Arial" w:cs="Arial"/>
+                <w:sz w:val="16"/>
+                <w:szCs w:val="16"/>
+              </w:rPr>
+              <w:t>Max</w:t>
+            </w:r>
+          </w:p>
+        </w:tc>
+        <w:tc>
+          <w:tcPr>
+            <w:tcW w:w="1080" w:type="dxa"/>
+            <w:noWrap/>
+            <w:vAlign w:val="center"/>
+            <w:hideMark/>
+          </w:tcPr>
+          <w:p>
+            <w:pPr>
+              <w:keepNext/>
+              <w:keepLines/>
+              <w:contextualSpacing/>
+              <w:jc w:val="center"/>
+              <w:rPr>
+                <w:rFonts w:ascii="Arial" w:hAnsi="Arial" w:cs="Arial"/>
+                <w:sz w:val="16"/>
+                <w:szCs w:val="16"/>
+              </w:rPr>
+            </w:pPr>
+            <w:r>
+              <w:rPr>
+                <w:rFonts w:ascii="Arial" w:hAnsi="Arial" w:cs="Arial"/>
+                <w:sz w:val="16"/>
+                <w:szCs w:val="16"/>
+              </w:rPr>
+              <w:t>5</w:t>
+            </w:r>
+          </w:p>
+        </w:tc>
+        <w:tc>
+          <w:tcPr>
+            <w:tcW w:w="1080" w:type="dxa"/>
+            <w:noWrap/>
+            <w:vAlign w:val="center"/>
+            <w:hideMark/>
+          </w:tcPr>
+          <w:p>
+            <w:pPr>
+              <w:keepNext/>
+              <w:keepLines/>
+              <w:contextualSpacing/>
+              <w:jc w:val="center"/>
+              <w:rPr>
+                <w:rFonts w:ascii="Arial" w:hAnsi="Arial" w:cs="Arial"/>
+                <w:sz w:val="16"/>
+                <w:szCs w:val="16"/>
+              </w:rPr>
+            </w:pPr>
+            <w:r>
+              <w:rPr>
+                <w:rFonts w:ascii="Arial" w:hAnsi="Arial" w:cs="Arial"/>
+                <w:sz w:val="16"/>
+                <w:szCs w:val="16"/>
+              </w:rPr>
+              <w:t>5</w:t>
+            </w:r>
+          </w:p>
+        </w:tc>
+        <w:tc>
+          <w:tcPr>
+            <w:tcW w:w="1080" w:type="dxa"/>
+            <w:noWrap/>
+            <w:vAlign w:val="center"/>
+            <w:hideMark/>
+          </w:tcPr>
+          <w:p>
+            <w:pPr>
+              <w:keepNext/>
+              <w:keepLines/>
+              <w:contextualSpacing/>
+              <w:jc w:val="center"/>
+              <w:rPr>
+                <w:rFonts w:ascii="Arial" w:hAnsi="Arial" w:cs="Arial"/>
+                <w:sz w:val="16"/>
+                <w:szCs w:val="16"/>
+              </w:rPr>
+            </w:pPr>
+            <w:r>
+              <w:rPr>
+                <w:rFonts w:ascii="Arial" w:hAnsi="Arial" w:cs="Arial"/>
+                <w:sz w:val="16"/>
+                <w:szCs w:val="16"/>
+              </w:rPr>
+              <w:t>5</w:t>
+            </w:r>
+          </w:p>
+        </w:tc>
+        <w:tc>
+          <w:tcPr>
+            <w:tcW w:w="1260" w:type="dxa"/>
+            <w:noWrap/>
+            <w:vAlign w:val="center"/>
+            <w:hideMark/>
+          </w:tcPr>
+          <w:p>
+            <w:pPr>
+              <w:keepNext/>
+              <w:keepLines/>
+              <w:contextualSpacing/>
+              <w:jc w:val="center"/>
+              <w:rPr>
+                <w:rFonts w:ascii="Arial" w:hAnsi="Arial" w:cs="Arial"/>
+                <w:sz w:val="16"/>
+                <w:szCs w:val="16"/>
+              </w:rPr>
+            </w:pPr>
+            <w:r>
+              <w:rPr>
+                <w:rFonts w:ascii="Arial" w:hAnsi="Arial" w:cs="Arial"/>
+                <w:sz w:val="16"/>
+                <w:szCs w:val="16"/>
+              </w:rPr>
+              <w:t>5</w:t>
+            </w:r>
+          </w:p>
+        </w:tc>
+      </w:tr>
+      <w:tr>
+        <w:trPr>
+          <w:trHeight w:val="20"/>
+        </w:trPr>
+        <w:tc>
+          <w:tcPr>
+            <w:tcW w:w="900" w:type="dxa"/>
+            <w:tcBorders>
+              <w:bottom w:val="single" w:sz="4" w:space="0" w:color="auto"/>
+            </w:tcBorders>
+            <w:noWrap/>
+            <w:vAlign w:val="center"/>
+            <w:hideMark/>
+          </w:tcPr>
+          <w:p>
+            <w:pPr>
+              <w:keepNext/>
+              <w:keepLines/>
+              <w:contextualSpacing/>
+              <w:rPr>
+                <w:rFonts w:ascii="Arial" w:hAnsi="Arial" w:cs="Arial"/>
+                <w:sz w:val="16"/>
+                <w:szCs w:val="16"/>
+              </w:rPr>
+            </w:pPr>
+            <w:r>
+              <w:rPr>
+                <w:rFonts w:ascii="Arial" w:hAnsi="Arial" w:cs="Arial"/>
+                <w:sz w:val="16"/>
+                <w:szCs w:val="16"/>
+              </w:rPr>
+              <w:t>% ≥ 4</w:t>
+            </w:r>
+          </w:p>
+        </w:tc>
+        <w:tc>
+          <w:tcPr>
+            <w:tcW w:w="1080" w:type="dxa"/>
+            <w:tcBorders>
+              <w:bottom w:val="single" w:sz="4" w:space="0" w:color="auto"/>
+            </w:tcBorders>
+            <w:noWrap/>
+            <w:vAlign w:val="center"/>
+            <w:hideMark/>
+          </w:tcPr>
+          <w:p>
+            <w:pPr>
+              <w:keepNext/>
+              <w:keepLines/>
+              <w:contextualSpacing/>
+              <w:jc w:val="center"/>
+              <w:rPr>
+                <w:rFonts w:ascii="Arial" w:hAnsi="Arial" w:cs="Arial"/>
+                <w:sz w:val="16"/>
+                <w:szCs w:val="16"/>
+              </w:rPr>
+            </w:pPr>
+            <w:r>
+              <w:rPr>
+                <w:rFonts w:ascii="Arial" w:hAnsi="Arial" w:cs="Arial"/>
+                <w:sz w:val="16"/>
+                <w:szCs w:val="16"/>
+              </w:rPr>
+              <w:t>95</w:t>
+            </w:r>
+          </w:p>
+        </w:tc>
+        <w:tc>
+          <w:tcPr>
+            <w:tcW w:w="1080" w:type="dxa"/>
+            <w:tcBorders>
+              <w:bottom w:val="single" w:sz="4" w:space="0" w:color="auto"/>
+            </w:tcBorders>
+            <w:noWrap/>
+            <w:vAlign w:val="center"/>
+            <w:hideMark/>
+          </w:tcPr>
+          <w:p>
+            <w:pPr>
+              <w:keepNext/>
+              <w:keepLines/>
+              <w:contextualSpacing/>
+              <w:jc w:val="center"/>
+              <w:rPr>
+                <w:rFonts w:ascii="Arial" w:hAnsi="Arial" w:cs="Arial"/>
+                <w:sz w:val="16"/>
+                <w:szCs w:val="16"/>
+              </w:rPr>
+            </w:pPr>
+            <w:r>
+              <w:rPr>
+                <w:rFonts w:ascii="Arial" w:hAnsi="Arial" w:cs="Arial"/>
+                <w:sz w:val="16"/>
+                <w:szCs w:val="16"/>
+              </w:rPr>
+              <w:t>89</w:t>
+            </w:r>
+          </w:p>
+        </w:tc>
+        <w:tc>
+          <w:tcPr>
+            <w:tcW w:w="1080" w:type="dxa"/>
+            <w:tcBorders>
+              <w:bottom w:val="single" w:sz="4" w:space="0" w:color="auto"/>
+            </w:tcBorders>
+            <w:noWrap/>
+            <w:vAlign w:val="center"/>
+            <w:hideMark/>
+          </w:tcPr>
+          <w:p>
+            <w:pPr>
+              <w:keepNext/>
+              <w:keepLines/>
+              <w:contextualSpacing/>
+              <w:jc w:val="center"/>
+              <w:rPr>
+                <w:rFonts w:ascii="Arial" w:hAnsi="Arial" w:cs="Arial"/>
+                <w:sz w:val="16"/>
+                <w:szCs w:val="16"/>
+              </w:rPr>
+            </w:pPr>
+            <w:r>
+              <w:rPr>
+                <w:rFonts w:ascii="Arial" w:hAnsi="Arial" w:cs="Arial"/>
+                <w:sz w:val="16"/>
+                <w:szCs w:val="16"/>
+              </w:rPr>
+              <w:t>74</w:t>
+            </w:r>
+          </w:p>
+        </w:tc>
+        <w:tc>
+          <w:tcPr>
+            <w:tcW w:w="1260" w:type="dxa"/>
+            <w:tcBorders>
+              <w:bottom w:val="single" w:sz="4" w:space="0" w:color="auto"/>
+            </w:tcBorders>
+            <w:noWrap/>
+            <w:vAlign w:val="center"/>
+            <w:hideMark/>
+          </w:tcPr>
+          <w:p>
+            <w:pPr>
+              <w:keepNext/>
+              <w:keepLines/>
+              <w:contextualSpacing/>
+              <w:jc w:val="center"/>
+              <w:rPr>
+                <w:rFonts w:ascii="Arial" w:hAnsi="Arial" w:cs="Arial"/>
+                <w:sz w:val="16"/>
+                <w:szCs w:val="16"/>
+              </w:rPr>
+            </w:pPr>
+            <w:r>
+              <w:rPr>
+                <w:rFonts w:ascii="Arial" w:hAnsi="Arial" w:cs="Arial"/>
+                <w:sz w:val="16"/>
+                <w:szCs w:val="16"/>
+              </w:rPr>
+              <w:t>84</w:t>
             </w:r>
           </w:p>
         </w:tc>
       </w:tr>
     </w:tbl>
-    <w:p/>
+    <w:p>
+      <w:pPr>
+        <w:keepNext/>
+        <w:spacing w:after="0" w:line="240" w:lineRule="auto"/>
+        <w:contextualSpacing/>
+        <w:rPr>
+          <w:rFonts w:ascii="Arial" w:hAnsi="Arial" w:cs="Arial"/>
+          <w:sz w:val="16"/>
+          <w:szCs w:val="16"/>
+        </w:rPr>
+      </w:pPr>
+      <w:r>
+        <w:rPr>
+          <w:rFonts w:ascii="Arial" w:hAnsi="Arial" w:cs="Arial"/>
+          <w:sz w:val="16"/>
+          <w:szCs w:val="16"/>
+        </w:rPr>
+        <w:t xml:space="preserve">% ≥ 4 </w:t>
+      </w:r>
+      <w:r>
+        <w:rPr>
+          <w:rFonts w:ascii="Arial" w:hAnsi="Arial" w:cs="Arial"/>
+          <w:sz w:val="16"/>
+          <w:szCs w:val="16"/>
+        </w:rPr>
+        <w:t>is the percentage of cases with a Likert score of ≥ 4</w:t>
+      </w:r>
+      <w:r>
+        <w:rPr>
+          <w:rFonts w:ascii="Arial" w:hAnsi="Arial" w:cs="Arial"/>
+          <w:sz w:val="16"/>
+          <w:szCs w:val="16"/>
+        </w:rPr>
+        <w:t>.</w:t>
+      </w:r>
+    </w:p>
     <w:sectPr>
       <w:pgSz w:w="12240" w:h="15840"/>
       <w:pgMar w:top="1440" w:right="1440" w:bottom="1440" w:left="1440" w:header="720" w:footer="720" w:gutter="0"/>
@@ -680,7 +1980,7 @@
 </file>
 
 <file path=word/styles.xml><?xml version="1.0" encoding="utf-8"?>
-<w:styles xmlns:mc="http://schemas.openxmlformats.org/markup-compatibility/2006" xmlns:r="http://schemas.openxmlformats.org/officeDocument/2006/relationships" xmlns:w="http://schemas.openxmlformats.org/wordprocessingml/2006/main" xmlns:w14="http://schemas.microsoft.com/office/word/2010/wordml" xmlns:w15="http://schemas.microsoft.com/office/word/2012/wordml" xmlns:w16se="http://schemas.microsoft.com/office/word/2015/wordml/symex" mc:Ignorable="w14 w15 w16se">
+<w:styles xmlns:mc="http://schemas.openxmlformats.org/markup-compatibility/2006" xmlns:r="http://schemas.openxmlformats.org/officeDocument/2006/relationships" xmlns:w="http://schemas.openxmlformats.org/wordprocessingml/2006/main" xmlns:w14="http://schemas.microsoft.com/office/word/2010/wordml" xmlns:w15="http://schemas.microsoft.com/office/word/2012/wordml" xmlns:w16cex="http://schemas.microsoft.com/office/word/2018/wordml/cex" xmlns:w16cid="http://schemas.microsoft.com/office/word/2016/wordml/cid" xmlns:w16="http://schemas.microsoft.com/office/word/2018/wordml" xmlns:w16sdtdh="http://schemas.microsoft.com/office/word/2020/wordml/sdtdatahash" xmlns:w16se="http://schemas.microsoft.com/office/word/2015/wordml/symex" mc:Ignorable="w14 w15 w16se w16cid w16 w16cex w16sdtdh">
   <w:docDefaults>
     <w:rPrDefault>
       <w:rPr>
@@ -696,7 +1996,7 @@
       </w:pPr>
     </w:pPrDefault>
   </w:docDefaults>
-  <w:latentStyles w:defLockedState="0" w:defUIPriority="99" w:defSemiHidden="0" w:defUnhideWhenUsed="0" w:defQFormat="0" w:count="371">
+  <w:latentStyles w:defLockedState="0" w:defUIPriority="99" w:defSemiHidden="0" w:defUnhideWhenUsed="0" w:defQFormat="0" w:count="376">
     <w:lsdException w:name="Normal" w:uiPriority="0" w:qFormat="1"/>
     <w:lsdException w:name="heading 1" w:uiPriority="9" w:qFormat="1"/>
     <w:lsdException w:name="heading 2" w:semiHidden="1" w:uiPriority="9" w:unhideWhenUsed="1" w:qFormat="1"/>
@@ -802,7 +2102,6 @@
     <w:lsdException w:name="HTML Sample" w:semiHidden="1" w:unhideWhenUsed="1"/>
     <w:lsdException w:name="HTML Typewriter" w:semiHidden="1" w:unhideWhenUsed="1"/>
     <w:lsdException w:name="HTML Variable" w:semiHidden="1" w:unhideWhenUsed="1"/>
-    <w:lsdException w:name="Normal Table" w:semiHidden="1" w:unhideWhenUsed="1"/>
     <w:lsdException w:name="annotation subject" w:semiHidden="1" w:unhideWhenUsed="1"/>
     <w:lsdException w:name="No List" w:semiHidden="1" w:unhideWhenUsed="1"/>
     <w:lsdException w:name="Outline List 1" w:semiHidden="1" w:unhideWhenUsed="1"/>
@@ -845,11 +2144,8 @@
     <w:lsdException w:name="Table Contemporary" w:semiHidden="1" w:unhideWhenUsed="1"/>
     <w:lsdException w:name="Table Elegant" w:semiHidden="1" w:unhideWhenUsed="1"/>
     <w:lsdException w:name="Table Professional" w:semiHidden="1" w:unhideWhenUsed="1"/>
-    <w:lsdException w:name="Table Subtle 1" w:semiHidden="1" w:unhideWhenUsed="1"/>
     <w:lsdException w:name="Table Subtle 2" w:semiHidden="1" w:unhideWhenUsed="1"/>
     <w:lsdException w:name="Table Web 1" w:semiHidden="1" w:unhideWhenUsed="1"/>
-    <w:lsdException w:name="Table Web 2" w:semiHidden="1" w:unhideWhenUsed="1"/>
-    <w:lsdException w:name="Table Web 3" w:semiHidden="1" w:unhideWhenUsed="1"/>
     <w:lsdException w:name="Balloon Text" w:semiHidden="1" w:unhideWhenUsed="1"/>
     <w:lsdException w:name="Table Grid" w:uiPriority="39"/>
     <w:lsdException w:name="Table Theme" w:semiHidden="1" w:unhideWhenUsed="1"/>
@@ -1068,11 +2364,16 @@
     <w:lsdException w:name="List Table 5 Dark Accent 6" w:uiPriority="50"/>
     <w:lsdException w:name="List Table 6 Colorful Accent 6" w:uiPriority="51"/>
     <w:lsdException w:name="List Table 7 Colorful Accent 6" w:uiPriority="52"/>
+    <w:lsdException w:name="Mention" w:semiHidden="1" w:unhideWhenUsed="1"/>
+    <w:lsdException w:name="Smart Hyperlink" w:semiHidden="1" w:unhideWhenUsed="1"/>
+    <w:lsdException w:name="Hashtag" w:semiHidden="1" w:unhideWhenUsed="1"/>
+    <w:lsdException w:name="Unresolved Mention" w:semiHidden="1" w:unhideWhenUsed="1"/>
+    <w:lsdException w:name="Smart Link" w:semiHidden="1" w:unhideWhenUsed="1"/>
   </w:latentStyles>
   <w:style w:type="paragraph" w:default="1" w:styleId="Normal">
     <w:name w:val="Normal"/>
     <w:qFormat/>
-    <w:rsid w:val="00A9343E"/>
+    <w:rsid w:val="003164CC"/>
   </w:style>
   <w:style w:type="character" w:default="1" w:styleId="DefaultParagraphFont">
     <w:name w:val="Default Paragraph Font"/>
@@ -1101,6 +2402,25 @@
     <w:semiHidden/>
     <w:unhideWhenUsed/>
   </w:style>
+  <w:style w:type="table" w:styleId="TableGrid">
+    <w:name w:val="Table Grid"/>
+    <w:basedOn w:val="TableNormal"/>
+    <w:uiPriority w:val="39"/>
+    <w:rsid w:val="003164CC"/>
+    <w:pPr>
+      <w:spacing w:after="0" w:line="240" w:lineRule="auto"/>
+    </w:pPr>
+    <w:tblPr>
+      <w:tblBorders>
+        <w:top w:val="single" w:sz="4" w:space="0" w:color="auto"/>
+        <w:left w:val="single" w:sz="4" w:space="0" w:color="auto"/>
+        <w:bottom w:val="single" w:sz="4" w:space="0" w:color="auto"/>
+        <w:right w:val="single" w:sz="4" w:space="0" w:color="auto"/>
+        <w:insideH w:val="single" w:sz="4" w:space="0" w:color="auto"/>
+        <w:insideV w:val="single" w:sz="4" w:space="0" w:color="auto"/>
+      </w:tblBorders>
+    </w:tblPr>
+  </w:style>
   <w:style w:type="paragraph" w:styleId="Caption">
     <w:name w:val="caption"/>
     <w:basedOn w:val="Normal"/>
@@ -1108,7 +2428,7 @@
     <w:uiPriority w:val="35"/>
     <w:unhideWhenUsed/>
     <w:qFormat/>
-    <w:rsid w:val="00A9343E"/>
+    <w:rsid w:val="003164CC"/>
     <w:pPr>
       <w:spacing w:after="200" w:line="240" w:lineRule="auto"/>
     </w:pPr>
